--- a/DR/Титулна_страница_12_ПП.docx
+++ b/DR/Титулна_страница_12_ПП.docx
@@ -1,6 +1,6 @@
 
 <file path=word/document.xml><?xml version="1.0" encoding="utf-8"?>
-<w:document xmlns:wpc="http://schemas.microsoft.com/office/word/2010/wordprocessingCanvas" xmlns:cx="http://schemas.microsoft.com/office/drawing/2014/chartex" xmlns:mc="http://schemas.openxmlformats.org/markup-compatibility/2006" xmlns:o="urn:schemas-microsoft-com:office:office" xmlns:r="http://schemas.openxmlformats.org/officeDocument/2006/relationships" xmlns:m="http://schemas.openxmlformats.org/officeDocument/2006/math" xmlns:v="urn:schemas-microsoft-com:vml" xmlns:wp14="http://schemas.microsoft.com/office/word/2010/wordprocessingDrawing" xmlns:wp="http://schemas.openxmlformats.org/drawingml/2006/wordprocessingDrawing" xmlns:w10="urn:schemas-microsoft-com:office:word" xmlns:w="http://schemas.openxmlformats.org/wordprocessingml/2006/main" xmlns:w14="http://schemas.microsoft.com/office/word/2010/wordml" xmlns:w15="http://schemas.microsoft.com/office/word/2012/wordml" xmlns:w16se="http://schemas.microsoft.com/office/word/2015/wordml/symex" xmlns:wpg="http://schemas.microsoft.com/office/word/2010/wordprocessingGroup" xmlns:wpi="http://schemas.microsoft.com/office/word/2010/wordprocessingInk" xmlns:wne="http://schemas.microsoft.com/office/word/2006/wordml" xmlns:wps="http://schemas.microsoft.com/office/word/2010/wordprocessingShape" mc:Ignorable="w14 w15 w16se wp14">
+<w:document xmlns:wpc="http://schemas.microsoft.com/office/word/2010/wordprocessingCanvas" xmlns:mc="http://schemas.openxmlformats.org/markup-compatibility/2006" xmlns:o="urn:schemas-microsoft-com:office:office" xmlns:r="http://schemas.openxmlformats.org/officeDocument/2006/relationships" xmlns:m="http://schemas.openxmlformats.org/officeDocument/2006/math" xmlns:v="urn:schemas-microsoft-com:vml" xmlns:wp14="http://schemas.microsoft.com/office/word/2010/wordprocessingDrawing" xmlns:wp="http://schemas.openxmlformats.org/drawingml/2006/wordprocessingDrawing" xmlns:w10="urn:schemas-microsoft-com:office:word" xmlns:w="http://schemas.openxmlformats.org/wordprocessingml/2006/main" xmlns:w14="http://schemas.microsoft.com/office/word/2010/wordml" xmlns:wpg="http://schemas.microsoft.com/office/word/2010/wordprocessingGroup" xmlns:wpi="http://schemas.microsoft.com/office/word/2010/wordprocessingInk" xmlns:wne="http://schemas.microsoft.com/office/word/2006/wordml" xmlns:wps="http://schemas.microsoft.com/office/word/2010/wordprocessingShape" mc:Ignorable="w14 wp14">
   <w:body>
     <w:p>
       <w:pPr>
@@ -221,7 +221,7 @@
         </w:p>
         <w:p>
           <w:pPr>
-            <w:pStyle w:val="NoSpacing"/>
+            <w:pStyle w:val="af2"/>
             <w:jc w:val="both"/>
             <w:rPr>
               <w:sz w:val="72"/>
@@ -231,7 +231,7 @@
         </w:p>
         <w:p>
           <w:pPr>
-            <w:pStyle w:val="NoSpacing"/>
+            <w:pStyle w:val="af2"/>
             <w:ind w:left="851" w:hanging="851"/>
             <w:jc w:val="both"/>
             <w:rPr>
@@ -255,7 +255,24 @@
             <w:t xml:space="preserve"> </w:t>
           </w:r>
         </w:p>
-        <w:p/>
+        <w:p>
+          <w:proofErr w:type="spellStart"/>
+          <w:r>
+            <w:t>Криптографско</w:t>
+          </w:r>
+          <w:proofErr w:type="spellEnd"/>
+          <w:r>
+            <w:t xml:space="preserve"> приложение за споделяне на тайни (тип </w:t>
+          </w:r>
+          <w:proofErr w:type="spellStart"/>
+          <w:r>
+            <w:t>Privnote</w:t>
+          </w:r>
+          <w:proofErr w:type="spellEnd"/>
+          <w:r>
+            <w:t>).</w:t>
+          </w:r>
+        </w:p>
         <w:p/>
         <w:p/>
         <w:p>
@@ -275,8 +292,18 @@
         <w:p>
           <w:pPr>
             <w:spacing w:after="0"/>
-            <w:ind w:left="5103" w:firstLine="0"/>
+            <w:ind w:left="5812" w:firstLine="0"/>
           </w:pPr>
+          <w:r>
+            <w:t xml:space="preserve">Никола </w:t>
+          </w:r>
+          <w:proofErr w:type="spellStart"/>
+          <w:r>
+            <w:t>Пидов</w:t>
+          </w:r>
+          <w:bookmarkStart w:id="0" w:name="_GoBack"/>
+          <w:bookmarkEnd w:id="0"/>
+          <w:proofErr w:type="spellEnd"/>
         </w:p>
         <w:p>
           <w:pPr>
@@ -309,12 +336,12 @@
       </w:sdtContent>
     </w:sdt>
     <w:sectPr>
-      <w:headerReference w:type="even" r:id="rId8"/>
-      <w:headerReference w:type="default" r:id="rId9"/>
-      <w:footerReference w:type="even" r:id="rId10"/>
-      <w:footerReference w:type="default" r:id="rId11"/>
-      <w:headerReference w:type="first" r:id="rId12"/>
-      <w:footerReference w:type="first" r:id="rId13"/>
+      <w:headerReference w:type="even" r:id="rId9"/>
+      <w:headerReference w:type="default" r:id="rId10"/>
+      <w:footerReference w:type="even" r:id="rId11"/>
+      <w:footerReference w:type="default" r:id="rId12"/>
+      <w:headerReference w:type="first" r:id="rId13"/>
+      <w:footerReference w:type="first" r:id="rId14"/>
       <w:pgSz w:w="11906" w:h="16838"/>
       <w:pgMar w:top="1417" w:right="1417" w:bottom="1417" w:left="1417" w:header="708" w:footer="708" w:gutter="0"/>
       <w:pgNumType w:start="0"/>
@@ -327,7 +354,7 @@
 </file>
 
 <file path=word/endnotes.xml><?xml version="1.0" encoding="utf-8"?>
-<w:endnotes xmlns:wpc="http://schemas.microsoft.com/office/word/2010/wordprocessingCanvas" xmlns:cx="http://schemas.microsoft.com/office/drawing/2014/chartex" xmlns:mc="http://schemas.openxmlformats.org/markup-compatibility/2006" xmlns:o="urn:schemas-microsoft-com:office:office" xmlns:r="http://schemas.openxmlformats.org/officeDocument/2006/relationships" xmlns:m="http://schemas.openxmlformats.org/officeDocument/2006/math" xmlns:v="urn:schemas-microsoft-com:vml" xmlns:wp14="http://schemas.microsoft.com/office/word/2010/wordprocessingDrawing" xmlns:wp="http://schemas.openxmlformats.org/drawingml/2006/wordprocessingDrawing" xmlns:w10="urn:schemas-microsoft-com:office:word" xmlns:w="http://schemas.openxmlformats.org/wordprocessingml/2006/main" xmlns:w14="http://schemas.microsoft.com/office/word/2010/wordml" xmlns:w15="http://schemas.microsoft.com/office/word/2012/wordml" xmlns:w16se="http://schemas.microsoft.com/office/word/2015/wordml/symex" xmlns:wpg="http://schemas.microsoft.com/office/word/2010/wordprocessingGroup" xmlns:wpi="http://schemas.microsoft.com/office/word/2010/wordprocessingInk" xmlns:wne="http://schemas.microsoft.com/office/word/2006/wordml" xmlns:wps="http://schemas.microsoft.com/office/word/2010/wordprocessingShape" mc:Ignorable="w14 w15 w16se wp14">
+<w:endnotes xmlns:wpc="http://schemas.microsoft.com/office/word/2010/wordprocessingCanvas" xmlns:mc="http://schemas.openxmlformats.org/markup-compatibility/2006" xmlns:o="urn:schemas-microsoft-com:office:office" xmlns:r="http://schemas.openxmlformats.org/officeDocument/2006/relationships" xmlns:m="http://schemas.openxmlformats.org/officeDocument/2006/math" xmlns:v="urn:schemas-microsoft-com:vml" xmlns:wp14="http://schemas.microsoft.com/office/word/2010/wordprocessingDrawing" xmlns:wp="http://schemas.openxmlformats.org/drawingml/2006/wordprocessingDrawing" xmlns:w10="urn:schemas-microsoft-com:office:word" xmlns:w="http://schemas.openxmlformats.org/wordprocessingml/2006/main" xmlns:w14="http://schemas.microsoft.com/office/word/2010/wordml" xmlns:wpg="http://schemas.microsoft.com/office/word/2010/wordprocessingGroup" xmlns:wpi="http://schemas.microsoft.com/office/word/2010/wordprocessingInk" xmlns:wne="http://schemas.microsoft.com/office/word/2006/wordml" xmlns:wps="http://schemas.microsoft.com/office/word/2010/wordprocessingShape" mc:Ignorable="w14 wp14">
   <w:endnote w:type="separator" w:id="-1">
     <w:p>
       <w:r>
@@ -346,27 +373,27 @@
 </file>
 
 <file path=word/footer1.xml><?xml version="1.0" encoding="utf-8"?>
-<w:ftr xmlns:wpc="http://schemas.microsoft.com/office/word/2010/wordprocessingCanvas" xmlns:cx="http://schemas.microsoft.com/office/drawing/2014/chartex" xmlns:mc="http://schemas.openxmlformats.org/markup-compatibility/2006" xmlns:o="urn:schemas-microsoft-com:office:office" xmlns:r="http://schemas.openxmlformats.org/officeDocument/2006/relationships" xmlns:m="http://schemas.openxmlformats.org/officeDocument/2006/math" xmlns:v="urn:schemas-microsoft-com:vml" xmlns:wp14="http://schemas.microsoft.com/office/word/2010/wordprocessingDrawing" xmlns:wp="http://schemas.openxmlformats.org/drawingml/2006/wordprocessingDrawing" xmlns:w10="urn:schemas-microsoft-com:office:word" xmlns:w="http://schemas.openxmlformats.org/wordprocessingml/2006/main" xmlns:w14="http://schemas.microsoft.com/office/word/2010/wordml" xmlns:w15="http://schemas.microsoft.com/office/word/2012/wordml" xmlns:w16se="http://schemas.microsoft.com/office/word/2015/wordml/symex" xmlns:wpg="http://schemas.microsoft.com/office/word/2010/wordprocessingGroup" xmlns:wpi="http://schemas.microsoft.com/office/word/2010/wordprocessingInk" xmlns:wne="http://schemas.microsoft.com/office/word/2006/wordml" xmlns:wps="http://schemas.microsoft.com/office/word/2010/wordprocessingShape" mc:Ignorable="w14 w15 w16se wp14">
+<w:ftr xmlns:wpc="http://schemas.microsoft.com/office/word/2010/wordprocessingCanvas" xmlns:mc="http://schemas.openxmlformats.org/markup-compatibility/2006" xmlns:o="urn:schemas-microsoft-com:office:office" xmlns:r="http://schemas.openxmlformats.org/officeDocument/2006/relationships" xmlns:m="http://schemas.openxmlformats.org/officeDocument/2006/math" xmlns:v="urn:schemas-microsoft-com:vml" xmlns:wp14="http://schemas.microsoft.com/office/word/2010/wordprocessingDrawing" xmlns:wp="http://schemas.openxmlformats.org/drawingml/2006/wordprocessingDrawing" xmlns:w10="urn:schemas-microsoft-com:office:word" xmlns:w="http://schemas.openxmlformats.org/wordprocessingml/2006/main" xmlns:w14="http://schemas.microsoft.com/office/word/2010/wordml" xmlns:wpg="http://schemas.microsoft.com/office/word/2010/wordprocessingGroup" xmlns:wpi="http://schemas.microsoft.com/office/word/2010/wordprocessingInk" xmlns:wne="http://schemas.microsoft.com/office/word/2006/wordml" xmlns:wps="http://schemas.microsoft.com/office/word/2010/wordprocessingShape" mc:Ignorable="w14 wp14">
   <w:p>
     <w:pPr>
-      <w:pStyle w:val="Footer"/>
+      <w:pStyle w:val="aff"/>
     </w:pPr>
   </w:p>
 </w:ftr>
 </file>
 
 <file path=word/footer2.xml><?xml version="1.0" encoding="utf-8"?>
-<w:ftr xmlns:wpc="http://schemas.microsoft.com/office/word/2010/wordprocessingCanvas" xmlns:cx="http://schemas.microsoft.com/office/drawing/2014/chartex" xmlns:mc="http://schemas.openxmlformats.org/markup-compatibility/2006" xmlns:o="urn:schemas-microsoft-com:office:office" xmlns:r="http://schemas.openxmlformats.org/officeDocument/2006/relationships" xmlns:m="http://schemas.openxmlformats.org/officeDocument/2006/math" xmlns:v="urn:schemas-microsoft-com:vml" xmlns:wp14="http://schemas.microsoft.com/office/word/2010/wordprocessingDrawing" xmlns:wp="http://schemas.openxmlformats.org/drawingml/2006/wordprocessingDrawing" xmlns:w10="urn:schemas-microsoft-com:office:word" xmlns:w="http://schemas.openxmlformats.org/wordprocessingml/2006/main" xmlns:w14="http://schemas.microsoft.com/office/word/2010/wordml" xmlns:w15="http://schemas.microsoft.com/office/word/2012/wordml" xmlns:w16se="http://schemas.microsoft.com/office/word/2015/wordml/symex" xmlns:wpg="http://schemas.microsoft.com/office/word/2010/wordprocessingGroup" xmlns:wpi="http://schemas.microsoft.com/office/word/2010/wordprocessingInk" xmlns:wne="http://schemas.microsoft.com/office/word/2006/wordml" xmlns:wps="http://schemas.microsoft.com/office/word/2010/wordprocessingShape" mc:Ignorable="w14 w15 w16se wp14">
+<w:ftr xmlns:wpc="http://schemas.microsoft.com/office/word/2010/wordprocessingCanvas" xmlns:mc="http://schemas.openxmlformats.org/markup-compatibility/2006" xmlns:o="urn:schemas-microsoft-com:office:office" xmlns:r="http://schemas.openxmlformats.org/officeDocument/2006/relationships" xmlns:m="http://schemas.openxmlformats.org/officeDocument/2006/math" xmlns:v="urn:schemas-microsoft-com:vml" xmlns:wp14="http://schemas.microsoft.com/office/word/2010/wordprocessingDrawing" xmlns:wp="http://schemas.openxmlformats.org/drawingml/2006/wordprocessingDrawing" xmlns:w10="urn:schemas-microsoft-com:office:word" xmlns:w="http://schemas.openxmlformats.org/wordprocessingml/2006/main" xmlns:w14="http://schemas.microsoft.com/office/word/2010/wordml" xmlns:wpg="http://schemas.microsoft.com/office/word/2010/wordprocessingGroup" xmlns:wpi="http://schemas.microsoft.com/office/word/2010/wordprocessingInk" xmlns:wne="http://schemas.microsoft.com/office/word/2006/wordml" xmlns:wps="http://schemas.microsoft.com/office/word/2010/wordprocessingShape" mc:Ignorable="w14 wp14">
   <w:p>
     <w:pPr>
-      <w:pStyle w:val="Footer"/>
+      <w:pStyle w:val="aff"/>
     </w:pPr>
   </w:p>
 </w:ftr>
 </file>
 
 <file path=word/footer3.xml><?xml version="1.0" encoding="utf-8"?>
-<w:ftr xmlns:wpc="http://schemas.microsoft.com/office/word/2010/wordprocessingCanvas" xmlns:cx="http://schemas.microsoft.com/office/drawing/2014/chartex" xmlns:mc="http://schemas.openxmlformats.org/markup-compatibility/2006" xmlns:o="urn:schemas-microsoft-com:office:office" xmlns:r="http://schemas.openxmlformats.org/officeDocument/2006/relationships" xmlns:m="http://schemas.openxmlformats.org/officeDocument/2006/math" xmlns:v="urn:schemas-microsoft-com:vml" xmlns:wp14="http://schemas.microsoft.com/office/word/2010/wordprocessingDrawing" xmlns:wp="http://schemas.openxmlformats.org/drawingml/2006/wordprocessingDrawing" xmlns:w10="urn:schemas-microsoft-com:office:word" xmlns:w="http://schemas.openxmlformats.org/wordprocessingml/2006/main" xmlns:w14="http://schemas.microsoft.com/office/word/2010/wordml" xmlns:w15="http://schemas.microsoft.com/office/word/2012/wordml" xmlns:w16se="http://schemas.microsoft.com/office/word/2015/wordml/symex" xmlns:wpg="http://schemas.microsoft.com/office/word/2010/wordprocessingGroup" xmlns:wpi="http://schemas.microsoft.com/office/word/2010/wordprocessingInk" xmlns:wne="http://schemas.microsoft.com/office/word/2006/wordml" xmlns:wps="http://schemas.microsoft.com/office/word/2010/wordprocessingShape" mc:Ignorable="w14 w15 w16se wp14">
+<w:ftr xmlns:wpc="http://schemas.microsoft.com/office/word/2010/wordprocessingCanvas" xmlns:mc="http://schemas.openxmlformats.org/markup-compatibility/2006" xmlns:o="urn:schemas-microsoft-com:office:office" xmlns:r="http://schemas.openxmlformats.org/officeDocument/2006/relationships" xmlns:m="http://schemas.openxmlformats.org/officeDocument/2006/math" xmlns:v="urn:schemas-microsoft-com:vml" xmlns:wp14="http://schemas.microsoft.com/office/word/2010/wordprocessingDrawing" xmlns:wp="http://schemas.openxmlformats.org/drawingml/2006/wordprocessingDrawing" xmlns:w10="urn:schemas-microsoft-com:office:word" xmlns:w="http://schemas.openxmlformats.org/wordprocessingml/2006/main" xmlns:w14="http://schemas.microsoft.com/office/word/2010/wordml" xmlns:wpg="http://schemas.microsoft.com/office/word/2010/wordprocessingGroup" xmlns:wpi="http://schemas.microsoft.com/office/word/2010/wordprocessingInk" xmlns:wne="http://schemas.microsoft.com/office/word/2006/wordml" xmlns:wps="http://schemas.microsoft.com/office/word/2010/wordprocessingShape" mc:Ignorable="w14 wp14">
   <w:p>
     <w:pPr>
       <w:jc w:val="center"/>
@@ -389,19 +416,17 @@
     <w:r>
       <w:t>гр. Банско</w:t>
     </w:r>
-    <w:bookmarkStart w:id="9" w:name="_GoBack"/>
-    <w:bookmarkEnd w:id="9"/>
   </w:p>
   <w:p>
     <w:pPr>
-      <w:pStyle w:val="Footer"/>
+      <w:pStyle w:val="aff"/>
     </w:pPr>
   </w:p>
 </w:ftr>
 </file>
 
 <file path=word/footnotes.xml><?xml version="1.0" encoding="utf-8"?>
-<w:footnotes xmlns:wpc="http://schemas.microsoft.com/office/word/2010/wordprocessingCanvas" xmlns:cx="http://schemas.microsoft.com/office/drawing/2014/chartex" xmlns:mc="http://schemas.openxmlformats.org/markup-compatibility/2006" xmlns:o="urn:schemas-microsoft-com:office:office" xmlns:r="http://schemas.openxmlformats.org/officeDocument/2006/relationships" xmlns:m="http://schemas.openxmlformats.org/officeDocument/2006/math" xmlns:v="urn:schemas-microsoft-com:vml" xmlns:wp14="http://schemas.microsoft.com/office/word/2010/wordprocessingDrawing" xmlns:wp="http://schemas.openxmlformats.org/drawingml/2006/wordprocessingDrawing" xmlns:w10="urn:schemas-microsoft-com:office:word" xmlns:w="http://schemas.openxmlformats.org/wordprocessingml/2006/main" xmlns:w14="http://schemas.microsoft.com/office/word/2010/wordml" xmlns:w15="http://schemas.microsoft.com/office/word/2012/wordml" xmlns:w16se="http://schemas.microsoft.com/office/word/2015/wordml/symex" xmlns:wpg="http://schemas.microsoft.com/office/word/2010/wordprocessingGroup" xmlns:wpi="http://schemas.microsoft.com/office/word/2010/wordprocessingInk" xmlns:wne="http://schemas.microsoft.com/office/word/2006/wordml" xmlns:wps="http://schemas.microsoft.com/office/word/2010/wordprocessingShape" mc:Ignorable="w14 w15 w16se wp14">
+<w:footnotes xmlns:wpc="http://schemas.microsoft.com/office/word/2010/wordprocessingCanvas" xmlns:mc="http://schemas.openxmlformats.org/markup-compatibility/2006" xmlns:o="urn:schemas-microsoft-com:office:office" xmlns:r="http://schemas.openxmlformats.org/officeDocument/2006/relationships" xmlns:m="http://schemas.openxmlformats.org/officeDocument/2006/math" xmlns:v="urn:schemas-microsoft-com:vml" xmlns:wp14="http://schemas.microsoft.com/office/word/2010/wordprocessingDrawing" xmlns:wp="http://schemas.openxmlformats.org/drawingml/2006/wordprocessingDrawing" xmlns:w10="urn:schemas-microsoft-com:office:word" xmlns:w="http://schemas.openxmlformats.org/wordprocessingml/2006/main" xmlns:w14="http://schemas.microsoft.com/office/word/2010/wordml" xmlns:wpg="http://schemas.microsoft.com/office/word/2010/wordprocessingGroup" xmlns:wpi="http://schemas.microsoft.com/office/word/2010/wordprocessingInk" xmlns:wne="http://schemas.microsoft.com/office/word/2006/wordml" xmlns:wps="http://schemas.microsoft.com/office/word/2010/wordprocessingShape" mc:Ignorable="w14 wp14">
   <w:footnote w:type="separator" w:id="-1">
     <w:p>
       <w:r>
@@ -420,27 +445,27 @@
 </file>
 
 <file path=word/header1.xml><?xml version="1.0" encoding="utf-8"?>
-<w:hdr xmlns:wpc="http://schemas.microsoft.com/office/word/2010/wordprocessingCanvas" xmlns:cx="http://schemas.microsoft.com/office/drawing/2014/chartex" xmlns:mc="http://schemas.openxmlformats.org/markup-compatibility/2006" xmlns:o="urn:schemas-microsoft-com:office:office" xmlns:r="http://schemas.openxmlformats.org/officeDocument/2006/relationships" xmlns:m="http://schemas.openxmlformats.org/officeDocument/2006/math" xmlns:v="urn:schemas-microsoft-com:vml" xmlns:wp14="http://schemas.microsoft.com/office/word/2010/wordprocessingDrawing" xmlns:wp="http://schemas.openxmlformats.org/drawingml/2006/wordprocessingDrawing" xmlns:w10="urn:schemas-microsoft-com:office:word" xmlns:w="http://schemas.openxmlformats.org/wordprocessingml/2006/main" xmlns:w14="http://schemas.microsoft.com/office/word/2010/wordml" xmlns:w15="http://schemas.microsoft.com/office/word/2012/wordml" xmlns:w16se="http://schemas.microsoft.com/office/word/2015/wordml/symex" xmlns:wpg="http://schemas.microsoft.com/office/word/2010/wordprocessingGroup" xmlns:wpi="http://schemas.microsoft.com/office/word/2010/wordprocessingInk" xmlns:wne="http://schemas.microsoft.com/office/word/2006/wordml" xmlns:wps="http://schemas.microsoft.com/office/word/2010/wordprocessingShape" mc:Ignorable="w14 w15 w16se wp14">
+<w:hdr xmlns:wpc="http://schemas.microsoft.com/office/word/2010/wordprocessingCanvas" xmlns:mc="http://schemas.openxmlformats.org/markup-compatibility/2006" xmlns:o="urn:schemas-microsoft-com:office:office" xmlns:r="http://schemas.openxmlformats.org/officeDocument/2006/relationships" xmlns:m="http://schemas.openxmlformats.org/officeDocument/2006/math" xmlns:v="urn:schemas-microsoft-com:vml" xmlns:wp14="http://schemas.microsoft.com/office/word/2010/wordprocessingDrawing" xmlns:wp="http://schemas.openxmlformats.org/drawingml/2006/wordprocessingDrawing" xmlns:w10="urn:schemas-microsoft-com:office:word" xmlns:w="http://schemas.openxmlformats.org/wordprocessingml/2006/main" xmlns:w14="http://schemas.microsoft.com/office/word/2010/wordml" xmlns:wpg="http://schemas.microsoft.com/office/word/2010/wordprocessingGroup" xmlns:wpi="http://schemas.microsoft.com/office/word/2010/wordprocessingInk" xmlns:wne="http://schemas.microsoft.com/office/word/2006/wordml" xmlns:wps="http://schemas.microsoft.com/office/word/2010/wordprocessingShape" mc:Ignorable="w14 wp14">
   <w:p>
     <w:pPr>
-      <w:pStyle w:val="Header"/>
+      <w:pStyle w:val="afd"/>
     </w:pPr>
   </w:p>
 </w:hdr>
 </file>
 
 <file path=word/header2.xml><?xml version="1.0" encoding="utf-8"?>
-<w:hdr xmlns:wpc="http://schemas.microsoft.com/office/word/2010/wordprocessingCanvas" xmlns:cx="http://schemas.microsoft.com/office/drawing/2014/chartex" xmlns:mc="http://schemas.openxmlformats.org/markup-compatibility/2006" xmlns:o="urn:schemas-microsoft-com:office:office" xmlns:r="http://schemas.openxmlformats.org/officeDocument/2006/relationships" xmlns:m="http://schemas.openxmlformats.org/officeDocument/2006/math" xmlns:v="urn:schemas-microsoft-com:vml" xmlns:wp14="http://schemas.microsoft.com/office/word/2010/wordprocessingDrawing" xmlns:wp="http://schemas.openxmlformats.org/drawingml/2006/wordprocessingDrawing" xmlns:w10="urn:schemas-microsoft-com:office:word" xmlns:w="http://schemas.openxmlformats.org/wordprocessingml/2006/main" xmlns:w14="http://schemas.microsoft.com/office/word/2010/wordml" xmlns:w15="http://schemas.microsoft.com/office/word/2012/wordml" xmlns:w16se="http://schemas.microsoft.com/office/word/2015/wordml/symex" xmlns:wpg="http://schemas.microsoft.com/office/word/2010/wordprocessingGroup" xmlns:wpi="http://schemas.microsoft.com/office/word/2010/wordprocessingInk" xmlns:wne="http://schemas.microsoft.com/office/word/2006/wordml" xmlns:wps="http://schemas.microsoft.com/office/word/2010/wordprocessingShape" mc:Ignorable="w14 w15 w16se wp14">
+<w:hdr xmlns:wpc="http://schemas.microsoft.com/office/word/2010/wordprocessingCanvas" xmlns:mc="http://schemas.openxmlformats.org/markup-compatibility/2006" xmlns:o="urn:schemas-microsoft-com:office:office" xmlns:r="http://schemas.openxmlformats.org/officeDocument/2006/relationships" xmlns:m="http://schemas.openxmlformats.org/officeDocument/2006/math" xmlns:v="urn:schemas-microsoft-com:vml" xmlns:wp14="http://schemas.microsoft.com/office/word/2010/wordprocessingDrawing" xmlns:wp="http://schemas.openxmlformats.org/drawingml/2006/wordprocessingDrawing" xmlns:w10="urn:schemas-microsoft-com:office:word" xmlns:w="http://schemas.openxmlformats.org/wordprocessingml/2006/main" xmlns:w14="http://schemas.microsoft.com/office/word/2010/wordml" xmlns:wpg="http://schemas.microsoft.com/office/word/2010/wordprocessingGroup" xmlns:wpi="http://schemas.microsoft.com/office/word/2010/wordprocessingInk" xmlns:wne="http://schemas.microsoft.com/office/word/2006/wordml" xmlns:wps="http://schemas.microsoft.com/office/word/2010/wordprocessingShape" mc:Ignorable="w14 wp14">
   <w:p>
     <w:pPr>
-      <w:pStyle w:val="Header"/>
+      <w:pStyle w:val="afd"/>
     </w:pPr>
   </w:p>
 </w:hdr>
 </file>
 
 <file path=word/header3.xml><?xml version="1.0" encoding="utf-8"?>
-<w:hdr xmlns:wpc="http://schemas.microsoft.com/office/word/2010/wordprocessingCanvas" xmlns:cx="http://schemas.microsoft.com/office/drawing/2014/chartex" xmlns:mc="http://schemas.openxmlformats.org/markup-compatibility/2006" xmlns:o="urn:schemas-microsoft-com:office:office" xmlns:r="http://schemas.openxmlformats.org/officeDocument/2006/relationships" xmlns:m="http://schemas.openxmlformats.org/officeDocument/2006/math" xmlns:v="urn:schemas-microsoft-com:vml" xmlns:wp14="http://schemas.microsoft.com/office/word/2010/wordprocessingDrawing" xmlns:wp="http://schemas.openxmlformats.org/drawingml/2006/wordprocessingDrawing" xmlns:w10="urn:schemas-microsoft-com:office:word" xmlns:w="http://schemas.openxmlformats.org/wordprocessingml/2006/main" xmlns:w14="http://schemas.microsoft.com/office/word/2010/wordml" xmlns:w15="http://schemas.microsoft.com/office/word/2012/wordml" xmlns:w16se="http://schemas.microsoft.com/office/word/2015/wordml/symex" xmlns:wpg="http://schemas.microsoft.com/office/word/2010/wordprocessingGroup" xmlns:wpi="http://schemas.microsoft.com/office/word/2010/wordprocessingInk" xmlns:wne="http://schemas.microsoft.com/office/word/2006/wordml" xmlns:wps="http://schemas.microsoft.com/office/word/2010/wordprocessingShape" mc:Ignorable="w14 w15 w16se wp14">
+<w:hdr xmlns:wpc="http://schemas.microsoft.com/office/word/2010/wordprocessingCanvas" xmlns:mc="http://schemas.openxmlformats.org/markup-compatibility/2006" xmlns:o="urn:schemas-microsoft-com:office:office" xmlns:r="http://schemas.openxmlformats.org/officeDocument/2006/relationships" xmlns:m="http://schemas.openxmlformats.org/officeDocument/2006/math" xmlns:v="urn:schemas-microsoft-com:vml" xmlns:wp14="http://schemas.microsoft.com/office/word/2010/wordprocessingDrawing" xmlns:wp="http://schemas.openxmlformats.org/drawingml/2006/wordprocessingDrawing" xmlns:w10="urn:schemas-microsoft-com:office:word" xmlns:w="http://schemas.openxmlformats.org/wordprocessingml/2006/main" xmlns:w14="http://schemas.microsoft.com/office/word/2010/wordml" xmlns:wpg="http://schemas.microsoft.com/office/word/2010/wordprocessingGroup" xmlns:wpi="http://schemas.microsoft.com/office/word/2010/wordprocessingInk" xmlns:wne="http://schemas.microsoft.com/office/word/2006/wordml" xmlns:wps="http://schemas.microsoft.com/office/word/2010/wordprocessingShape" mc:Ignorable="w14 wp14">
   <w:p>
     <w:pPr>
       <w:jc w:val="center"/>
@@ -449,9 +474,9 @@
         <w:sz w:val="32"/>
       </w:rPr>
     </w:pPr>
-    <w:bookmarkStart w:id="0" w:name="_Toc129205739"/>
-    <w:bookmarkStart w:id="1" w:name="_Toc129205851"/>
-    <w:bookmarkStart w:id="2" w:name="_Toc129206015"/>
+    <w:bookmarkStart w:id="1" w:name="_Toc129205739"/>
+    <w:bookmarkStart w:id="2" w:name="_Toc129205851"/>
+    <w:bookmarkStart w:id="3" w:name="_Toc129206015"/>
     <w:r>
       <w:rPr>
         <w:b/>
@@ -528,12 +553,12 @@
         <w:sz w:val="20"/>
       </w:rPr>
     </w:pPr>
-    <w:bookmarkStart w:id="3" w:name="_Toc129205740"/>
-    <w:bookmarkStart w:id="4" w:name="_Toc129205852"/>
-    <w:bookmarkStart w:id="5" w:name="_Toc129206016"/>
-    <w:bookmarkEnd w:id="0"/>
+    <w:bookmarkStart w:id="4" w:name="_Toc129205740"/>
+    <w:bookmarkStart w:id="5" w:name="_Toc129205852"/>
+    <w:bookmarkStart w:id="6" w:name="_Toc129206016"/>
     <w:bookmarkEnd w:id="1"/>
     <w:bookmarkEnd w:id="2"/>
+    <w:bookmarkEnd w:id="3"/>
     <w:r>
       <w:rPr>
         <w:sz w:val="20"/>
@@ -553,21 +578,21 @@
       </w:rPr>
       <w:t xml:space="preserve"> №23,</w:t>
     </w:r>
-    <w:bookmarkStart w:id="6" w:name="_Toc129205741"/>
-    <w:bookmarkStart w:id="7" w:name="_Toc129205853"/>
-    <w:bookmarkStart w:id="8" w:name="_Toc129206017"/>
-    <w:bookmarkEnd w:id="3"/>
+    <w:bookmarkStart w:id="7" w:name="_Toc129205741"/>
+    <w:bookmarkStart w:id="8" w:name="_Toc129205853"/>
+    <w:bookmarkStart w:id="9" w:name="_Toc129206017"/>
     <w:bookmarkEnd w:id="4"/>
     <w:bookmarkEnd w:id="5"/>
+    <w:bookmarkEnd w:id="6"/>
     <w:r>
       <w:rPr>
         <w:sz w:val="20"/>
       </w:rPr>
       <w:t xml:space="preserve">тел: 074988402, е-mail: </w:t>
     </w:r>
-    <w:bookmarkEnd w:id="6"/>
     <w:bookmarkEnd w:id="7"/>
     <w:bookmarkEnd w:id="8"/>
+    <w:bookmarkEnd w:id="9"/>
     <w:r>
       <w:rPr>
         <w:sz w:val="20"/>
@@ -605,15 +630,15 @@
   </w:tbl>
   <w:p>
     <w:pPr>
-      <w:pStyle w:val="Header"/>
+      <w:pStyle w:val="afd"/>
     </w:pPr>
   </w:p>
 </w:hdr>
 </file>
 
 <file path=word/numbering.xml><?xml version="1.0" encoding="utf-8"?>
-<w:numbering xmlns:wpc="http://schemas.microsoft.com/office/word/2010/wordprocessingCanvas" xmlns:cx="http://schemas.microsoft.com/office/drawing/2014/chartex" xmlns:mc="http://schemas.openxmlformats.org/markup-compatibility/2006" xmlns:o="urn:schemas-microsoft-com:office:office" xmlns:r="http://schemas.openxmlformats.org/officeDocument/2006/relationships" xmlns:m="http://schemas.openxmlformats.org/officeDocument/2006/math" xmlns:v="urn:schemas-microsoft-com:vml" xmlns:wp14="http://schemas.microsoft.com/office/word/2010/wordprocessingDrawing" xmlns:wp="http://schemas.openxmlformats.org/drawingml/2006/wordprocessingDrawing" xmlns:w10="urn:schemas-microsoft-com:office:word" xmlns:w="http://schemas.openxmlformats.org/wordprocessingml/2006/main" xmlns:w14="http://schemas.microsoft.com/office/word/2010/wordml" xmlns:w15="http://schemas.microsoft.com/office/word/2012/wordml" xmlns:w16se="http://schemas.microsoft.com/office/word/2015/wordml/symex" xmlns:wpg="http://schemas.microsoft.com/office/word/2010/wordprocessingGroup" xmlns:wpi="http://schemas.microsoft.com/office/word/2010/wordprocessingInk" xmlns:wne="http://schemas.microsoft.com/office/word/2006/wordml" xmlns:wps="http://schemas.microsoft.com/office/word/2010/wordprocessingShape" mc:Ignorable="w14 w15 w16se wp14">
-  <w:abstractNum w:abstractNumId="0" w15:restartNumberingAfterBreak="0">
+<w:numbering xmlns:wpc="http://schemas.microsoft.com/office/word/2010/wordprocessingCanvas" xmlns:mc="http://schemas.openxmlformats.org/markup-compatibility/2006" xmlns:o="urn:schemas-microsoft-com:office:office" xmlns:r="http://schemas.openxmlformats.org/officeDocument/2006/relationships" xmlns:m="http://schemas.openxmlformats.org/officeDocument/2006/math" xmlns:v="urn:schemas-microsoft-com:vml" xmlns:wp14="http://schemas.microsoft.com/office/word/2010/wordprocessingDrawing" xmlns:wp="http://schemas.openxmlformats.org/drawingml/2006/wordprocessingDrawing" xmlns:w10="urn:schemas-microsoft-com:office:word" xmlns:w="http://schemas.openxmlformats.org/wordprocessingml/2006/main" xmlns:w14="http://schemas.microsoft.com/office/word/2010/wordml" xmlns:wpg="http://schemas.microsoft.com/office/word/2010/wordprocessingGroup" xmlns:wpi="http://schemas.microsoft.com/office/word/2010/wordprocessingInk" xmlns:wne="http://schemas.microsoft.com/office/word/2006/wordml" xmlns:wps="http://schemas.microsoft.com/office/word/2010/wordprocessingShape" mc:Ignorable="w14 wp14">
+  <w:abstractNum w:abstractNumId="0">
     <w:nsid w:val="051C26A5"/>
     <w:multiLevelType w:val="hybridMultilevel"/>
     <w:tmpl w:val="78107FE4"/>
@@ -725,7 +750,7 @@
       </w:rPr>
     </w:lvl>
   </w:abstractNum>
-  <w:abstractNum w:abstractNumId="1" w15:restartNumberingAfterBreak="0">
+  <w:abstractNum w:abstractNumId="1">
     <w:nsid w:val="10827B56"/>
     <w:multiLevelType w:val="hybridMultilevel"/>
     <w:tmpl w:val="B6BE3C48"/>
@@ -837,7 +862,7 @@
       </w:rPr>
     </w:lvl>
   </w:abstractNum>
-  <w:abstractNum w:abstractNumId="2" w15:restartNumberingAfterBreak="0">
+  <w:abstractNum w:abstractNumId="2">
     <w:nsid w:val="134276B7"/>
     <w:multiLevelType w:val="hybridMultilevel"/>
     <w:tmpl w:val="41CA347C"/>
@@ -949,14 +974,14 @@
       </w:rPr>
     </w:lvl>
   </w:abstractNum>
-  <w:abstractNum w:abstractNumId="3" w15:restartNumberingAfterBreak="0">
+  <w:abstractNum w:abstractNumId="3">
     <w:nsid w:val="1482775B"/>
     <w:multiLevelType w:val="multilevel"/>
     <w:tmpl w:val="DB8A014C"/>
     <w:lvl w:ilvl="0">
       <w:start w:val="1"/>
       <w:numFmt w:val="decimal"/>
-      <w:pStyle w:val="Heading1"/>
+      <w:pStyle w:val="1"/>
       <w:lvlText w:val="%1."/>
       <w:lvlJc w:val="left"/>
       <w:pPr>
@@ -966,7 +991,7 @@
     <w:lvl w:ilvl="1">
       <w:start w:val="1"/>
       <w:numFmt w:val="decimal"/>
-      <w:pStyle w:val="Heading2"/>
+      <w:pStyle w:val="2"/>
       <w:lvlText w:val="%1.%2"/>
       <w:lvlJc w:val="left"/>
       <w:pPr>
@@ -976,7 +1001,7 @@
     <w:lvl w:ilvl="2">
       <w:start w:val="1"/>
       <w:numFmt w:val="decimal"/>
-      <w:pStyle w:val="Heading3"/>
+      <w:pStyle w:val="3"/>
       <w:lvlText w:val="%1.%2.%3"/>
       <w:lvlJc w:val="left"/>
       <w:pPr>
@@ -986,7 +1011,7 @@
     <w:lvl w:ilvl="3">
       <w:start w:val="1"/>
       <w:numFmt w:val="decimal"/>
-      <w:pStyle w:val="Heading4"/>
+      <w:pStyle w:val="4"/>
       <w:lvlText w:val="%1.%2.%3.%4"/>
       <w:lvlJc w:val="left"/>
       <w:pPr>
@@ -996,7 +1021,7 @@
     <w:lvl w:ilvl="4">
       <w:start w:val="1"/>
       <w:numFmt w:val="decimal"/>
-      <w:pStyle w:val="Heading5"/>
+      <w:pStyle w:val="5"/>
       <w:lvlText w:val="%1.%2.%3.%4.%5"/>
       <w:lvlJc w:val="left"/>
       <w:pPr>
@@ -1006,7 +1031,7 @@
     <w:lvl w:ilvl="5">
       <w:start w:val="1"/>
       <w:numFmt w:val="decimal"/>
-      <w:pStyle w:val="Heading6"/>
+      <w:pStyle w:val="6"/>
       <w:lvlText w:val="%1.%2.%3.%4.%5.%6"/>
       <w:lvlJc w:val="left"/>
       <w:pPr>
@@ -1016,7 +1041,7 @@
     <w:lvl w:ilvl="6">
       <w:start w:val="1"/>
       <w:numFmt w:val="decimal"/>
-      <w:pStyle w:val="Heading7"/>
+      <w:pStyle w:val="7"/>
       <w:lvlText w:val="%1.%2.%3.%4.%5.%6.%7"/>
       <w:lvlJc w:val="left"/>
       <w:pPr>
@@ -1026,7 +1051,7 @@
     <w:lvl w:ilvl="7">
       <w:start w:val="1"/>
       <w:numFmt w:val="decimal"/>
-      <w:pStyle w:val="Heading8"/>
+      <w:pStyle w:val="8"/>
       <w:lvlText w:val="%1.%2.%3.%4.%5.%6.%7.%8"/>
       <w:lvlJc w:val="left"/>
       <w:pPr>
@@ -1036,7 +1061,7 @@
     <w:lvl w:ilvl="8">
       <w:start w:val="1"/>
       <w:numFmt w:val="decimal"/>
-      <w:pStyle w:val="Heading9"/>
+      <w:pStyle w:val="9"/>
       <w:lvlText w:val="%1.%2.%3.%4.%5.%6.%7.%8.%9"/>
       <w:lvlJc w:val="left"/>
       <w:pPr>
@@ -1044,7 +1069,7 @@
       </w:pPr>
     </w:lvl>
   </w:abstractNum>
-  <w:abstractNum w:abstractNumId="4" w15:restartNumberingAfterBreak="0">
+  <w:abstractNum w:abstractNumId="4">
     <w:nsid w:val="1AD771C1"/>
     <w:multiLevelType w:val="hybridMultilevel"/>
     <w:tmpl w:val="924E49D4"/>
@@ -1156,7 +1181,7 @@
       </w:rPr>
     </w:lvl>
   </w:abstractNum>
-  <w:abstractNum w:abstractNumId="5" w15:restartNumberingAfterBreak="0">
+  <w:abstractNum w:abstractNumId="5">
     <w:nsid w:val="49CE3182"/>
     <w:multiLevelType w:val="hybridMultilevel"/>
     <w:tmpl w:val="E61C848C"/>
@@ -1292,7 +1317,7 @@
 </file>
 
 <file path=word/styles.xml><?xml version="1.0" encoding="utf-8"?>
-<w:styles xmlns:mc="http://schemas.openxmlformats.org/markup-compatibility/2006" xmlns:r="http://schemas.openxmlformats.org/officeDocument/2006/relationships" xmlns:w="http://schemas.openxmlformats.org/wordprocessingml/2006/main" xmlns:w14="http://schemas.microsoft.com/office/word/2010/wordml" xmlns:w15="http://schemas.microsoft.com/office/word/2012/wordml" xmlns:w16se="http://schemas.microsoft.com/office/word/2015/wordml/symex" mc:Ignorable="w14 w15 w16se">
+<w:styles xmlns:mc="http://schemas.openxmlformats.org/markup-compatibility/2006" xmlns:r="http://schemas.openxmlformats.org/officeDocument/2006/relationships" xmlns:w="http://schemas.openxmlformats.org/wordprocessingml/2006/main" xmlns:w14="http://schemas.microsoft.com/office/word/2010/wordml" mc:Ignorable="w14">
   <w:docDefaults>
     <w:rPrDefault>
       <w:rPr>
@@ -1308,380 +1333,146 @@
       </w:pPr>
     </w:pPrDefault>
   </w:docDefaults>
-  <w:latentStyles w:defLockedState="0" w:defUIPriority="99" w:defSemiHidden="0" w:defUnhideWhenUsed="0" w:defQFormat="0" w:count="371">
-    <w:lsdException w:name="Normal" w:uiPriority="0" w:qFormat="1"/>
-    <w:lsdException w:name="heading 1" w:uiPriority="9" w:qFormat="1"/>
-    <w:lsdException w:name="heading 2" w:semiHidden="1" w:uiPriority="9" w:unhideWhenUsed="1" w:qFormat="1"/>
-    <w:lsdException w:name="heading 3" w:semiHidden="1" w:uiPriority="9" w:unhideWhenUsed="1" w:qFormat="1"/>
-    <w:lsdException w:name="heading 4" w:semiHidden="1" w:uiPriority="9" w:unhideWhenUsed="1" w:qFormat="1"/>
-    <w:lsdException w:name="heading 5" w:semiHidden="1" w:uiPriority="9" w:unhideWhenUsed="1" w:qFormat="1"/>
-    <w:lsdException w:name="heading 6" w:semiHidden="1" w:uiPriority="9" w:unhideWhenUsed="1" w:qFormat="1"/>
-    <w:lsdException w:name="heading 7" w:semiHidden="1" w:uiPriority="9" w:unhideWhenUsed="1" w:qFormat="1"/>
-    <w:lsdException w:name="heading 8" w:semiHidden="1" w:uiPriority="9" w:unhideWhenUsed="1" w:qFormat="1"/>
-    <w:lsdException w:name="heading 9" w:semiHidden="1" w:uiPriority="9" w:unhideWhenUsed="1" w:qFormat="1"/>
-    <w:lsdException w:name="index 1" w:semiHidden="1" w:unhideWhenUsed="1"/>
-    <w:lsdException w:name="index 2" w:semiHidden="1" w:unhideWhenUsed="1"/>
-    <w:lsdException w:name="index 3" w:semiHidden="1" w:unhideWhenUsed="1"/>
-    <w:lsdException w:name="index 4" w:semiHidden="1" w:unhideWhenUsed="1"/>
-    <w:lsdException w:name="index 5" w:semiHidden="1" w:unhideWhenUsed="1"/>
-    <w:lsdException w:name="index 6" w:semiHidden="1" w:unhideWhenUsed="1"/>
-    <w:lsdException w:name="index 7" w:semiHidden="1" w:unhideWhenUsed="1"/>
-    <w:lsdException w:name="index 8" w:semiHidden="1" w:unhideWhenUsed="1"/>
-    <w:lsdException w:name="index 9" w:semiHidden="1" w:unhideWhenUsed="1"/>
-    <w:lsdException w:name="toc 1" w:semiHidden="1" w:uiPriority="39" w:unhideWhenUsed="1"/>
-    <w:lsdException w:name="toc 2" w:semiHidden="1" w:uiPriority="39" w:unhideWhenUsed="1"/>
-    <w:lsdException w:name="toc 3" w:semiHidden="1" w:uiPriority="39" w:unhideWhenUsed="1"/>
-    <w:lsdException w:name="toc 4" w:semiHidden="1" w:uiPriority="39" w:unhideWhenUsed="1"/>
-    <w:lsdException w:name="toc 5" w:semiHidden="1" w:uiPriority="39" w:unhideWhenUsed="1"/>
-    <w:lsdException w:name="toc 6" w:semiHidden="1" w:uiPriority="39" w:unhideWhenUsed="1"/>
-    <w:lsdException w:name="toc 7" w:semiHidden="1" w:uiPriority="39" w:unhideWhenUsed="1"/>
-    <w:lsdException w:name="toc 8" w:semiHidden="1" w:uiPriority="39" w:unhideWhenUsed="1"/>
-    <w:lsdException w:name="toc 9" w:semiHidden="1" w:uiPriority="39" w:unhideWhenUsed="1"/>
-    <w:lsdException w:name="Normal Indent" w:semiHidden="1" w:unhideWhenUsed="1"/>
-    <w:lsdException w:name="footnote text" w:semiHidden="1" w:unhideWhenUsed="1"/>
-    <w:lsdException w:name="annotation text" w:semiHidden="1" w:unhideWhenUsed="1"/>
-    <w:lsdException w:name="header" w:semiHidden="1" w:unhideWhenUsed="1"/>
-    <w:lsdException w:name="footer" w:semiHidden="1" w:unhideWhenUsed="1"/>
-    <w:lsdException w:name="index heading" w:semiHidden="1" w:unhideWhenUsed="1"/>
-    <w:lsdException w:name="caption" w:semiHidden="1" w:uiPriority="35" w:unhideWhenUsed="1" w:qFormat="1"/>
-    <w:lsdException w:name="table of figures" w:semiHidden="1" w:unhideWhenUsed="1"/>
-    <w:lsdException w:name="envelope address" w:semiHidden="1" w:unhideWhenUsed="1"/>
-    <w:lsdException w:name="envelope return" w:semiHidden="1" w:unhideWhenUsed="1"/>
-    <w:lsdException w:name="footnote reference" w:semiHidden="1" w:unhideWhenUsed="1"/>
-    <w:lsdException w:name="annotation reference" w:semiHidden="1" w:unhideWhenUsed="1"/>
-    <w:lsdException w:name="line number" w:semiHidden="1" w:unhideWhenUsed="1"/>
-    <w:lsdException w:name="page number" w:semiHidden="1" w:unhideWhenUsed="1"/>
-    <w:lsdException w:name="endnote reference" w:semiHidden="1" w:unhideWhenUsed="1"/>
-    <w:lsdException w:name="endnote text" w:semiHidden="1" w:unhideWhenUsed="1"/>
-    <w:lsdException w:name="table of authorities" w:semiHidden="1" w:unhideWhenUsed="1"/>
-    <w:lsdException w:name="macro" w:semiHidden="1" w:unhideWhenUsed="1"/>
-    <w:lsdException w:name="toa heading" w:semiHidden="1" w:unhideWhenUsed="1"/>
-    <w:lsdException w:name="List" w:semiHidden="1" w:unhideWhenUsed="1"/>
-    <w:lsdException w:name="List Bullet" w:semiHidden="1" w:unhideWhenUsed="1"/>
-    <w:lsdException w:name="List Number" w:semiHidden="1" w:unhideWhenUsed="1"/>
-    <w:lsdException w:name="List 2" w:semiHidden="1" w:unhideWhenUsed="1"/>
-    <w:lsdException w:name="List 3" w:semiHidden="1" w:unhideWhenUsed="1"/>
-    <w:lsdException w:name="List 4" w:semiHidden="1" w:unhideWhenUsed="1"/>
-    <w:lsdException w:name="List 5" w:semiHidden="1" w:unhideWhenUsed="1"/>
-    <w:lsdException w:name="List Bullet 2" w:semiHidden="1" w:unhideWhenUsed="1"/>
-    <w:lsdException w:name="List Bullet 3" w:semiHidden="1" w:unhideWhenUsed="1"/>
-    <w:lsdException w:name="List Bullet 4" w:semiHidden="1" w:unhideWhenUsed="1"/>
-    <w:lsdException w:name="List Bullet 5" w:semiHidden="1" w:unhideWhenUsed="1"/>
-    <w:lsdException w:name="List Number 2" w:semiHidden="1" w:unhideWhenUsed="1"/>
-    <w:lsdException w:name="List Number 3" w:semiHidden="1" w:unhideWhenUsed="1"/>
-    <w:lsdException w:name="List Number 4" w:semiHidden="1" w:unhideWhenUsed="1"/>
-    <w:lsdException w:name="List Number 5" w:semiHidden="1" w:unhideWhenUsed="1"/>
-    <w:lsdException w:name="Title" w:uiPriority="10" w:qFormat="1"/>
-    <w:lsdException w:name="Closing" w:semiHidden="1" w:unhideWhenUsed="1"/>
-    <w:lsdException w:name="Signature" w:semiHidden="1" w:unhideWhenUsed="1"/>
-    <w:lsdException w:name="Default Paragraph Font" w:semiHidden="1" w:uiPriority="1" w:unhideWhenUsed="1"/>
-    <w:lsdException w:name="Body Text" w:semiHidden="1" w:unhideWhenUsed="1"/>
-    <w:lsdException w:name="Body Text Indent" w:semiHidden="1" w:unhideWhenUsed="1"/>
-    <w:lsdException w:name="List Continue" w:semiHidden="1" w:unhideWhenUsed="1"/>
-    <w:lsdException w:name="List Continue 2" w:semiHidden="1" w:unhideWhenUsed="1"/>
-    <w:lsdException w:name="List Continue 3" w:semiHidden="1" w:unhideWhenUsed="1"/>
-    <w:lsdException w:name="List Continue 4" w:semiHidden="1" w:unhideWhenUsed="1"/>
-    <w:lsdException w:name="List Continue 5" w:semiHidden="1" w:unhideWhenUsed="1"/>
-    <w:lsdException w:name="Message Header" w:semiHidden="1" w:unhideWhenUsed="1"/>
-    <w:lsdException w:name="Subtitle" w:uiPriority="11" w:qFormat="1"/>
-    <w:lsdException w:name="Salutation" w:semiHidden="1" w:unhideWhenUsed="1"/>
-    <w:lsdException w:name="Date" w:semiHidden="1" w:unhideWhenUsed="1"/>
-    <w:lsdException w:name="Body Text First Indent" w:semiHidden="1" w:unhideWhenUsed="1"/>
-    <w:lsdException w:name="Body Text First Indent 2" w:semiHidden="1" w:unhideWhenUsed="1"/>
-    <w:lsdException w:name="Note Heading" w:semiHidden="1" w:unhideWhenUsed="1"/>
-    <w:lsdException w:name="Body Text 2" w:semiHidden="1" w:unhideWhenUsed="1"/>
-    <w:lsdException w:name="Body Text 3" w:semiHidden="1" w:unhideWhenUsed="1"/>
-    <w:lsdException w:name="Body Text Indent 2" w:semiHidden="1" w:unhideWhenUsed="1"/>
-    <w:lsdException w:name="Body Text Indent 3" w:semiHidden="1" w:unhideWhenUsed="1"/>
-    <w:lsdException w:name="Block Text" w:semiHidden="1" w:unhideWhenUsed="1"/>
-    <w:lsdException w:name="Hyperlink" w:semiHidden="1" w:unhideWhenUsed="1"/>
-    <w:lsdException w:name="FollowedHyperlink" w:semiHidden="1" w:unhideWhenUsed="1"/>
-    <w:lsdException w:name="Strong" w:uiPriority="22" w:qFormat="1"/>
-    <w:lsdException w:name="Emphasis" w:uiPriority="20" w:qFormat="1"/>
-    <w:lsdException w:name="Document Map" w:semiHidden="1" w:unhideWhenUsed="1"/>
-    <w:lsdException w:name="Plain Text" w:semiHidden="1" w:unhideWhenUsed="1"/>
-    <w:lsdException w:name="E-mail Signature" w:semiHidden="1" w:unhideWhenUsed="1"/>
-    <w:lsdException w:name="HTML Top of Form" w:semiHidden="1" w:unhideWhenUsed="1"/>
-    <w:lsdException w:name="HTML Bottom of Form" w:semiHidden="1" w:unhideWhenUsed="1"/>
-    <w:lsdException w:name="Normal (Web)" w:semiHidden="1" w:unhideWhenUsed="1"/>
-    <w:lsdException w:name="HTML Acronym" w:semiHidden="1" w:unhideWhenUsed="1"/>
-    <w:lsdException w:name="HTML Address" w:semiHidden="1" w:unhideWhenUsed="1"/>
-    <w:lsdException w:name="HTML Cite" w:semiHidden="1" w:unhideWhenUsed="1"/>
-    <w:lsdException w:name="HTML Code" w:semiHidden="1" w:unhideWhenUsed="1"/>
-    <w:lsdException w:name="HTML Definition" w:semiHidden="1" w:unhideWhenUsed="1"/>
-    <w:lsdException w:name="HTML Keyboard" w:semiHidden="1" w:unhideWhenUsed="1"/>
-    <w:lsdException w:name="HTML Preformatted" w:semiHidden="1" w:unhideWhenUsed="1"/>
-    <w:lsdException w:name="HTML Sample" w:semiHidden="1" w:unhideWhenUsed="1"/>
-    <w:lsdException w:name="HTML Typewriter" w:semiHidden="1" w:unhideWhenUsed="1"/>
-    <w:lsdException w:name="HTML Variable" w:semiHidden="1" w:unhideWhenUsed="1"/>
-    <w:lsdException w:name="Normal Table" w:semiHidden="1" w:unhideWhenUsed="1"/>
-    <w:lsdException w:name="annotation subject" w:semiHidden="1" w:unhideWhenUsed="1"/>
-    <w:lsdException w:name="No List" w:semiHidden="1" w:unhideWhenUsed="1"/>
-    <w:lsdException w:name="Outline List 1" w:semiHidden="1" w:unhideWhenUsed="1"/>
-    <w:lsdException w:name="Outline List 2" w:semiHidden="1" w:unhideWhenUsed="1"/>
-    <w:lsdException w:name="Outline List 3" w:semiHidden="1" w:unhideWhenUsed="1"/>
-    <w:lsdException w:name="Table Simple 1" w:semiHidden="1" w:unhideWhenUsed="1"/>
-    <w:lsdException w:name="Table Simple 2" w:semiHidden="1" w:unhideWhenUsed="1"/>
-    <w:lsdException w:name="Table Simple 3" w:semiHidden="1" w:unhideWhenUsed="1"/>
-    <w:lsdException w:name="Table Classic 1" w:semiHidden="1" w:unhideWhenUsed="1"/>
-    <w:lsdException w:name="Table Classic 2" w:semiHidden="1" w:unhideWhenUsed="1"/>
-    <w:lsdException w:name="Table Classic 3" w:semiHidden="1" w:unhideWhenUsed="1"/>
-    <w:lsdException w:name="Table Classic 4" w:semiHidden="1" w:unhideWhenUsed="1"/>
-    <w:lsdException w:name="Table Colorful 1" w:semiHidden="1" w:unhideWhenUsed="1"/>
-    <w:lsdException w:name="Table Colorful 2" w:semiHidden="1" w:unhideWhenUsed="1"/>
-    <w:lsdException w:name="Table Colorful 3" w:semiHidden="1" w:unhideWhenUsed="1"/>
-    <w:lsdException w:name="Table Columns 1" w:semiHidden="1" w:unhideWhenUsed="1"/>
-    <w:lsdException w:name="Table Columns 2" w:semiHidden="1" w:unhideWhenUsed="1"/>
-    <w:lsdException w:name="Table Columns 3" w:semiHidden="1" w:unhideWhenUsed="1"/>
-    <w:lsdException w:name="Table Columns 4" w:semiHidden="1" w:unhideWhenUsed="1"/>
-    <w:lsdException w:name="Table Columns 5" w:semiHidden="1" w:unhideWhenUsed="1"/>
-    <w:lsdException w:name="Table Grid 1" w:semiHidden="1" w:unhideWhenUsed="1"/>
-    <w:lsdException w:name="Table Grid 2" w:semiHidden="1" w:unhideWhenUsed="1"/>
-    <w:lsdException w:name="Table Grid 3" w:semiHidden="1" w:unhideWhenUsed="1"/>
-    <w:lsdException w:name="Table Grid 4" w:semiHidden="1" w:unhideWhenUsed="1"/>
-    <w:lsdException w:name="Table Grid 5" w:semiHidden="1" w:unhideWhenUsed="1"/>
-    <w:lsdException w:name="Table Grid 6" w:semiHidden="1" w:unhideWhenUsed="1"/>
-    <w:lsdException w:name="Table Grid 7" w:semiHidden="1" w:unhideWhenUsed="1"/>
-    <w:lsdException w:name="Table Grid 8" w:semiHidden="1" w:unhideWhenUsed="1"/>
-    <w:lsdException w:name="Table List 1" w:semiHidden="1" w:unhideWhenUsed="1"/>
-    <w:lsdException w:name="Table List 2" w:semiHidden="1" w:unhideWhenUsed="1"/>
-    <w:lsdException w:name="Table List 3" w:semiHidden="1" w:unhideWhenUsed="1"/>
-    <w:lsdException w:name="Table List 4" w:semiHidden="1" w:unhideWhenUsed="1"/>
-    <w:lsdException w:name="Table List 5" w:semiHidden="1" w:unhideWhenUsed="1"/>
-    <w:lsdException w:name="Table List 6" w:semiHidden="1" w:unhideWhenUsed="1"/>
-    <w:lsdException w:name="Table List 7" w:semiHidden="1" w:unhideWhenUsed="1"/>
-    <w:lsdException w:name="Table List 8" w:semiHidden="1" w:unhideWhenUsed="1"/>
-    <w:lsdException w:name="Table 3D effects 1" w:semiHidden="1" w:unhideWhenUsed="1"/>
-    <w:lsdException w:name="Table 3D effects 2" w:semiHidden="1" w:unhideWhenUsed="1"/>
-    <w:lsdException w:name="Table 3D effects 3" w:semiHidden="1" w:unhideWhenUsed="1"/>
-    <w:lsdException w:name="Table Contemporary" w:semiHidden="1" w:unhideWhenUsed="1"/>
-    <w:lsdException w:name="Table Elegant" w:semiHidden="1" w:unhideWhenUsed="1"/>
-    <w:lsdException w:name="Table Professional" w:semiHidden="1" w:unhideWhenUsed="1"/>
-    <w:lsdException w:name="Table Subtle 1" w:semiHidden="1" w:unhideWhenUsed="1"/>
-    <w:lsdException w:name="Table Subtle 2" w:semiHidden="1" w:unhideWhenUsed="1"/>
-    <w:lsdException w:name="Table Web 1" w:semiHidden="1" w:unhideWhenUsed="1"/>
-    <w:lsdException w:name="Table Web 2" w:semiHidden="1" w:unhideWhenUsed="1"/>
-    <w:lsdException w:name="Table Web 3" w:semiHidden="1" w:unhideWhenUsed="1"/>
-    <w:lsdException w:name="Balloon Text" w:semiHidden="1" w:unhideWhenUsed="1"/>
-    <w:lsdException w:name="Table Grid" w:uiPriority="39"/>
-    <w:lsdException w:name="Table Theme" w:semiHidden="1" w:unhideWhenUsed="1"/>
-    <w:lsdException w:name="Placeholder Text" w:semiHidden="1"/>
-    <w:lsdException w:name="No Spacing" w:uiPriority="1" w:qFormat="1"/>
-    <w:lsdException w:name="Light Shading" w:uiPriority="60"/>
-    <w:lsdException w:name="Light List" w:uiPriority="61"/>
-    <w:lsdException w:name="Light Grid" w:uiPriority="62"/>
-    <w:lsdException w:name="Medium Shading 1" w:uiPriority="63"/>
-    <w:lsdException w:name="Medium Shading 2" w:uiPriority="64"/>
-    <w:lsdException w:name="Medium List 1" w:uiPriority="65"/>
-    <w:lsdException w:name="Medium List 2" w:uiPriority="66"/>
-    <w:lsdException w:name="Medium Grid 1" w:uiPriority="67"/>
-    <w:lsdException w:name="Medium Grid 2" w:uiPriority="68"/>
-    <w:lsdException w:name="Medium Grid 3" w:uiPriority="69"/>
-    <w:lsdException w:name="Dark List" w:uiPriority="70"/>
-    <w:lsdException w:name="Colorful Shading" w:uiPriority="71"/>
-    <w:lsdException w:name="Colorful List" w:uiPriority="72"/>
-    <w:lsdException w:name="Colorful Grid" w:uiPriority="73"/>
-    <w:lsdException w:name="Light Shading Accent 1" w:uiPriority="60"/>
-    <w:lsdException w:name="Light List Accent 1" w:uiPriority="61"/>
-    <w:lsdException w:name="Light Grid Accent 1" w:uiPriority="62"/>
-    <w:lsdException w:name="Medium Shading 1 Accent 1" w:uiPriority="63"/>
-    <w:lsdException w:name="Medium Shading 2 Accent 1" w:uiPriority="64"/>
-    <w:lsdException w:name="Medium List 1 Accent 1" w:uiPriority="65"/>
-    <w:lsdException w:name="Revision" w:semiHidden="1"/>
-    <w:lsdException w:name="List Paragraph" w:uiPriority="34" w:qFormat="1"/>
-    <w:lsdException w:name="Quote" w:uiPriority="29" w:qFormat="1"/>
-    <w:lsdException w:name="Intense Quote" w:uiPriority="30" w:qFormat="1"/>
-    <w:lsdException w:name="Medium List 2 Accent 1" w:uiPriority="66"/>
-    <w:lsdException w:name="Medium Grid 1 Accent 1" w:uiPriority="67"/>
-    <w:lsdException w:name="Medium Grid 2 Accent 1" w:uiPriority="68"/>
-    <w:lsdException w:name="Medium Grid 3 Accent 1" w:uiPriority="69"/>
-    <w:lsdException w:name="Dark List Accent 1" w:uiPriority="70"/>
-    <w:lsdException w:name="Colorful Shading Accent 1" w:uiPriority="71"/>
-    <w:lsdException w:name="Colorful List Accent 1" w:uiPriority="72"/>
-    <w:lsdException w:name="Colorful Grid Accent 1" w:uiPriority="73"/>
-    <w:lsdException w:name="Light Shading Accent 2" w:uiPriority="60"/>
-    <w:lsdException w:name="Light List Accent 2" w:uiPriority="61"/>
-    <w:lsdException w:name="Light Grid Accent 2" w:uiPriority="62"/>
-    <w:lsdException w:name="Medium Shading 1 Accent 2" w:uiPriority="63"/>
-    <w:lsdException w:name="Medium Shading 2 Accent 2" w:uiPriority="64"/>
-    <w:lsdException w:name="Medium List 1 Accent 2" w:uiPriority="65"/>
-    <w:lsdException w:name="Medium List 2 Accent 2" w:uiPriority="66"/>
-    <w:lsdException w:name="Medium Grid 1 Accent 2" w:uiPriority="67"/>
-    <w:lsdException w:name="Medium Grid 2 Accent 2" w:uiPriority="68"/>
-    <w:lsdException w:name="Medium Grid 3 Accent 2" w:uiPriority="69"/>
-    <w:lsdException w:name="Dark List Accent 2" w:uiPriority="70"/>
-    <w:lsdException w:name="Colorful Shading Accent 2" w:uiPriority="71"/>
-    <w:lsdException w:name="Colorful List Accent 2" w:uiPriority="72"/>
-    <w:lsdException w:name="Colorful Grid Accent 2" w:uiPriority="73"/>
-    <w:lsdException w:name="Light Shading Accent 3" w:uiPriority="60"/>
-    <w:lsdException w:name="Light List Accent 3" w:uiPriority="61"/>
-    <w:lsdException w:name="Light Grid Accent 3" w:uiPriority="62"/>
-    <w:lsdException w:name="Medium Shading 1 Accent 3" w:uiPriority="63"/>
-    <w:lsdException w:name="Medium Shading 2 Accent 3" w:uiPriority="64"/>
-    <w:lsdException w:name="Medium List 1 Accent 3" w:uiPriority="65"/>
-    <w:lsdException w:name="Medium List 2 Accent 3" w:uiPriority="66"/>
-    <w:lsdException w:name="Medium Grid 1 Accent 3" w:uiPriority="67"/>
-    <w:lsdException w:name="Medium Grid 2 Accent 3" w:uiPriority="68"/>
-    <w:lsdException w:name="Medium Grid 3 Accent 3" w:uiPriority="69"/>
-    <w:lsdException w:name="Dark List Accent 3" w:uiPriority="70"/>
-    <w:lsdException w:name="Colorful Shading Accent 3" w:uiPriority="71"/>
-    <w:lsdException w:name="Colorful List Accent 3" w:uiPriority="72"/>
-    <w:lsdException w:name="Colorful Grid Accent 3" w:uiPriority="73"/>
-    <w:lsdException w:name="Light Shading Accent 4" w:uiPriority="60"/>
-    <w:lsdException w:name="Light List Accent 4" w:uiPriority="61"/>
-    <w:lsdException w:name="Light Grid Accent 4" w:uiPriority="62"/>
-    <w:lsdException w:name="Medium Shading 1 Accent 4" w:uiPriority="63"/>
-    <w:lsdException w:name="Medium Shading 2 Accent 4" w:uiPriority="64"/>
-    <w:lsdException w:name="Medium List 1 Accent 4" w:uiPriority="65"/>
-    <w:lsdException w:name="Medium List 2 Accent 4" w:uiPriority="66"/>
-    <w:lsdException w:name="Medium Grid 1 Accent 4" w:uiPriority="67"/>
-    <w:lsdException w:name="Medium Grid 2 Accent 4" w:uiPriority="68"/>
-    <w:lsdException w:name="Medium Grid 3 Accent 4" w:uiPriority="69"/>
-    <w:lsdException w:name="Dark List Accent 4" w:uiPriority="70"/>
-    <w:lsdException w:name="Colorful Shading Accent 4" w:uiPriority="71"/>
-    <w:lsdException w:name="Colorful List Accent 4" w:uiPriority="72"/>
-    <w:lsdException w:name="Colorful Grid Accent 4" w:uiPriority="73"/>
-    <w:lsdException w:name="Light Shading Accent 5" w:uiPriority="60"/>
-    <w:lsdException w:name="Light List Accent 5" w:uiPriority="61"/>
-    <w:lsdException w:name="Light Grid Accent 5" w:uiPriority="62"/>
-    <w:lsdException w:name="Medium Shading 1 Accent 5" w:uiPriority="63"/>
-    <w:lsdException w:name="Medium Shading 2 Accent 5" w:uiPriority="64"/>
-    <w:lsdException w:name="Medium List 1 Accent 5" w:uiPriority="65"/>
-    <w:lsdException w:name="Medium List 2 Accent 5" w:uiPriority="66"/>
-    <w:lsdException w:name="Medium Grid 1 Accent 5" w:uiPriority="67"/>
-    <w:lsdException w:name="Medium Grid 2 Accent 5" w:uiPriority="68"/>
-    <w:lsdException w:name="Medium Grid 3 Accent 5" w:uiPriority="69"/>
-    <w:lsdException w:name="Dark List Accent 5" w:uiPriority="70"/>
-    <w:lsdException w:name="Colorful Shading Accent 5" w:uiPriority="71"/>
-    <w:lsdException w:name="Colorful List Accent 5" w:uiPriority="72"/>
-    <w:lsdException w:name="Colorful Grid Accent 5" w:uiPriority="73"/>
-    <w:lsdException w:name="Light Shading Accent 6" w:uiPriority="60"/>
-    <w:lsdException w:name="Light List Accent 6" w:uiPriority="61"/>
-    <w:lsdException w:name="Light Grid Accent 6" w:uiPriority="62"/>
-    <w:lsdException w:name="Medium Shading 1 Accent 6" w:uiPriority="63"/>
-    <w:lsdException w:name="Medium Shading 2 Accent 6" w:uiPriority="64"/>
-    <w:lsdException w:name="Medium List 1 Accent 6" w:uiPriority="65"/>
-    <w:lsdException w:name="Medium List 2 Accent 6" w:uiPriority="66"/>
-    <w:lsdException w:name="Medium Grid 1 Accent 6" w:uiPriority="67"/>
-    <w:lsdException w:name="Medium Grid 2 Accent 6" w:uiPriority="68"/>
-    <w:lsdException w:name="Medium Grid 3 Accent 6" w:uiPriority="69"/>
-    <w:lsdException w:name="Dark List Accent 6" w:uiPriority="70"/>
-    <w:lsdException w:name="Colorful Shading Accent 6" w:uiPriority="71"/>
-    <w:lsdException w:name="Colorful List Accent 6" w:uiPriority="72"/>
-    <w:lsdException w:name="Colorful Grid Accent 6" w:uiPriority="73"/>
-    <w:lsdException w:name="Subtle Emphasis" w:uiPriority="19" w:qFormat="1"/>
-    <w:lsdException w:name="Intense Emphasis" w:uiPriority="21" w:qFormat="1"/>
-    <w:lsdException w:name="Subtle Reference" w:uiPriority="31" w:qFormat="1"/>
-    <w:lsdException w:name="Intense Reference" w:uiPriority="32" w:qFormat="1"/>
-    <w:lsdException w:name="Book Title" w:uiPriority="33" w:qFormat="1"/>
-    <w:lsdException w:name="Bibliography" w:semiHidden="1" w:uiPriority="37" w:unhideWhenUsed="1"/>
-    <w:lsdException w:name="TOC Heading" w:semiHidden="1" w:uiPriority="39" w:unhideWhenUsed="1" w:qFormat="1"/>
-    <w:lsdException w:name="Plain Table 1" w:uiPriority="41"/>
-    <w:lsdException w:name="Plain Table 2" w:uiPriority="42"/>
-    <w:lsdException w:name="Plain Table 3" w:uiPriority="43"/>
-    <w:lsdException w:name="Plain Table 4" w:uiPriority="44"/>
-    <w:lsdException w:name="Plain Table 5" w:uiPriority="45"/>
-    <w:lsdException w:name="Grid Table Light" w:uiPriority="40"/>
-    <w:lsdException w:name="Grid Table 1 Light" w:uiPriority="46"/>
-    <w:lsdException w:name="Grid Table 2" w:uiPriority="47"/>
-    <w:lsdException w:name="Grid Table 3" w:uiPriority="48"/>
-    <w:lsdException w:name="Grid Table 4" w:uiPriority="49"/>
-    <w:lsdException w:name="Grid Table 5 Dark" w:uiPriority="50"/>
-    <w:lsdException w:name="Grid Table 6 Colorful" w:uiPriority="51"/>
-    <w:lsdException w:name="Grid Table 7 Colorful" w:uiPriority="52"/>
-    <w:lsdException w:name="Grid Table 1 Light Accent 1" w:uiPriority="46"/>
-    <w:lsdException w:name="Grid Table 2 Accent 1" w:uiPriority="47"/>
-    <w:lsdException w:name="Grid Table 3 Accent 1" w:uiPriority="48"/>
-    <w:lsdException w:name="Grid Table 4 Accent 1" w:uiPriority="49"/>
-    <w:lsdException w:name="Grid Table 5 Dark Accent 1" w:uiPriority="50"/>
-    <w:lsdException w:name="Grid Table 6 Colorful Accent 1" w:uiPriority="51"/>
-    <w:lsdException w:name="Grid Table 7 Colorful Accent 1" w:uiPriority="52"/>
-    <w:lsdException w:name="Grid Table 1 Light Accent 2" w:uiPriority="46"/>
-    <w:lsdException w:name="Grid Table 2 Accent 2" w:uiPriority="47"/>
-    <w:lsdException w:name="Grid Table 3 Accent 2" w:uiPriority="48"/>
-    <w:lsdException w:name="Grid Table 4 Accent 2" w:uiPriority="49"/>
-    <w:lsdException w:name="Grid Table 5 Dark Accent 2" w:uiPriority="50"/>
-    <w:lsdException w:name="Grid Table 6 Colorful Accent 2" w:uiPriority="51"/>
-    <w:lsdException w:name="Grid Table 7 Colorful Accent 2" w:uiPriority="52"/>
-    <w:lsdException w:name="Grid Table 1 Light Accent 3" w:uiPriority="46"/>
-    <w:lsdException w:name="Grid Table 2 Accent 3" w:uiPriority="47"/>
-    <w:lsdException w:name="Grid Table 3 Accent 3" w:uiPriority="48"/>
-    <w:lsdException w:name="Grid Table 4 Accent 3" w:uiPriority="49"/>
-    <w:lsdException w:name="Grid Table 5 Dark Accent 3" w:uiPriority="50"/>
-    <w:lsdException w:name="Grid Table 6 Colorful Accent 3" w:uiPriority="51"/>
-    <w:lsdException w:name="Grid Table 7 Colorful Accent 3" w:uiPriority="52"/>
-    <w:lsdException w:name="Grid Table 1 Light Accent 4" w:uiPriority="46"/>
-    <w:lsdException w:name="Grid Table 2 Accent 4" w:uiPriority="47"/>
-    <w:lsdException w:name="Grid Table 3 Accent 4" w:uiPriority="48"/>
-    <w:lsdException w:name="Grid Table 4 Accent 4" w:uiPriority="49"/>
-    <w:lsdException w:name="Grid Table 5 Dark Accent 4" w:uiPriority="50"/>
-    <w:lsdException w:name="Grid Table 6 Colorful Accent 4" w:uiPriority="51"/>
-    <w:lsdException w:name="Grid Table 7 Colorful Accent 4" w:uiPriority="52"/>
-    <w:lsdException w:name="Grid Table 1 Light Accent 5" w:uiPriority="46"/>
-    <w:lsdException w:name="Grid Table 2 Accent 5" w:uiPriority="47"/>
-    <w:lsdException w:name="Grid Table 3 Accent 5" w:uiPriority="48"/>
-    <w:lsdException w:name="Grid Table 4 Accent 5" w:uiPriority="49"/>
-    <w:lsdException w:name="Grid Table 5 Dark Accent 5" w:uiPriority="50"/>
-    <w:lsdException w:name="Grid Table 6 Colorful Accent 5" w:uiPriority="51"/>
-    <w:lsdException w:name="Grid Table 7 Colorful Accent 5" w:uiPriority="52"/>
-    <w:lsdException w:name="Grid Table 1 Light Accent 6" w:uiPriority="46"/>
-    <w:lsdException w:name="Grid Table 2 Accent 6" w:uiPriority="47"/>
-    <w:lsdException w:name="Grid Table 3 Accent 6" w:uiPriority="48"/>
-    <w:lsdException w:name="Grid Table 4 Accent 6" w:uiPriority="49"/>
-    <w:lsdException w:name="Grid Table 5 Dark Accent 6" w:uiPriority="50"/>
-    <w:lsdException w:name="Grid Table 6 Colorful Accent 6" w:uiPriority="51"/>
-    <w:lsdException w:name="Grid Table 7 Colorful Accent 6" w:uiPriority="52"/>
-    <w:lsdException w:name="List Table 1 Light" w:uiPriority="46"/>
-    <w:lsdException w:name="List Table 2" w:uiPriority="47"/>
-    <w:lsdException w:name="List Table 3" w:uiPriority="48"/>
-    <w:lsdException w:name="List Table 4" w:uiPriority="49"/>
-    <w:lsdException w:name="List Table 5 Dark" w:uiPriority="50"/>
-    <w:lsdException w:name="List Table 6 Colorful" w:uiPriority="51"/>
-    <w:lsdException w:name="List Table 7 Colorful" w:uiPriority="52"/>
-    <w:lsdException w:name="List Table 1 Light Accent 1" w:uiPriority="46"/>
-    <w:lsdException w:name="List Table 2 Accent 1" w:uiPriority="47"/>
-    <w:lsdException w:name="List Table 3 Accent 1" w:uiPriority="48"/>
-    <w:lsdException w:name="List Table 4 Accent 1" w:uiPriority="49"/>
-    <w:lsdException w:name="List Table 5 Dark Accent 1" w:uiPriority="50"/>
-    <w:lsdException w:name="List Table 6 Colorful Accent 1" w:uiPriority="51"/>
-    <w:lsdException w:name="List Table 7 Colorful Accent 1" w:uiPriority="52"/>
-    <w:lsdException w:name="List Table 1 Light Accent 2" w:uiPriority="46"/>
-    <w:lsdException w:name="List Table 2 Accent 2" w:uiPriority="47"/>
-    <w:lsdException w:name="List Table 3 Accent 2" w:uiPriority="48"/>
-    <w:lsdException w:name="List Table 4 Accent 2" w:uiPriority="49"/>
-    <w:lsdException w:name="List Table 5 Dark Accent 2" w:uiPriority="50"/>
-    <w:lsdException w:name="List Table 6 Colorful Accent 2" w:uiPriority="51"/>
-    <w:lsdException w:name="List Table 7 Colorful Accent 2" w:uiPriority="52"/>
-    <w:lsdException w:name="List Table 1 Light Accent 3" w:uiPriority="46"/>
-    <w:lsdException w:name="List Table 2 Accent 3" w:uiPriority="47"/>
-    <w:lsdException w:name="List Table 3 Accent 3" w:uiPriority="48"/>
-    <w:lsdException w:name="List Table 4 Accent 3" w:uiPriority="49"/>
-    <w:lsdException w:name="List Table 5 Dark Accent 3" w:uiPriority="50"/>
-    <w:lsdException w:name="List Table 6 Colorful Accent 3" w:uiPriority="51"/>
-    <w:lsdException w:name="List Table 7 Colorful Accent 3" w:uiPriority="52"/>
-    <w:lsdException w:name="List Table 1 Light Accent 4" w:uiPriority="46"/>
-    <w:lsdException w:name="List Table 2 Accent 4" w:uiPriority="47"/>
-    <w:lsdException w:name="List Table 3 Accent 4" w:uiPriority="48"/>
-    <w:lsdException w:name="List Table 4 Accent 4" w:uiPriority="49"/>
-    <w:lsdException w:name="List Table 5 Dark Accent 4" w:uiPriority="50"/>
-    <w:lsdException w:name="List Table 6 Colorful Accent 4" w:uiPriority="51"/>
-    <w:lsdException w:name="List Table 7 Colorful Accent 4" w:uiPriority="52"/>
-    <w:lsdException w:name="List Table 1 Light Accent 5" w:uiPriority="46"/>
-    <w:lsdException w:name="List Table 2 Accent 5" w:uiPriority="47"/>
-    <w:lsdException w:name="List Table 3 Accent 5" w:uiPriority="48"/>
-    <w:lsdException w:name="List Table 4 Accent 5" w:uiPriority="49"/>
-    <w:lsdException w:name="List Table 5 Dark Accent 5" w:uiPriority="50"/>
-    <w:lsdException w:name="List Table 6 Colorful Accent 5" w:uiPriority="51"/>
-    <w:lsdException w:name="List Table 7 Colorful Accent 5" w:uiPriority="52"/>
-    <w:lsdException w:name="List Table 1 Light Accent 6" w:uiPriority="46"/>
-    <w:lsdException w:name="List Table 2 Accent 6" w:uiPriority="47"/>
-    <w:lsdException w:name="List Table 3 Accent 6" w:uiPriority="48"/>
-    <w:lsdException w:name="List Table 4 Accent 6" w:uiPriority="49"/>
-    <w:lsdException w:name="List Table 5 Dark Accent 6" w:uiPriority="50"/>
-    <w:lsdException w:name="List Table 6 Colorful Accent 6" w:uiPriority="51"/>
-    <w:lsdException w:name="List Table 7 Colorful Accent 6" w:uiPriority="52"/>
+  <w:latentStyles w:defLockedState="0" w:defUIPriority="99" w:defSemiHidden="1" w:defUnhideWhenUsed="1" w:defQFormat="0" w:count="267">
+    <w:lsdException w:name="Normal" w:semiHidden="0" w:uiPriority="0" w:unhideWhenUsed="0" w:qFormat="1"/>
+    <w:lsdException w:name="heading 1" w:semiHidden="0" w:uiPriority="9" w:unhideWhenUsed="0" w:qFormat="1"/>
+    <w:lsdException w:name="heading 2" w:uiPriority="9" w:qFormat="1"/>
+    <w:lsdException w:name="heading 3" w:uiPriority="9" w:qFormat="1"/>
+    <w:lsdException w:name="heading 4" w:uiPriority="9" w:qFormat="1"/>
+    <w:lsdException w:name="heading 5" w:uiPriority="9" w:qFormat="1"/>
+    <w:lsdException w:name="heading 6" w:uiPriority="9" w:qFormat="1"/>
+    <w:lsdException w:name="heading 7" w:uiPriority="9" w:qFormat="1"/>
+    <w:lsdException w:name="heading 8" w:uiPriority="9" w:qFormat="1"/>
+    <w:lsdException w:name="heading 9" w:uiPriority="9" w:qFormat="1"/>
+    <w:lsdException w:name="toc 1" w:uiPriority="39"/>
+    <w:lsdException w:name="toc 2" w:uiPriority="39"/>
+    <w:lsdException w:name="toc 3" w:uiPriority="39"/>
+    <w:lsdException w:name="toc 4" w:uiPriority="39"/>
+    <w:lsdException w:name="toc 5" w:uiPriority="39"/>
+    <w:lsdException w:name="toc 6" w:uiPriority="39"/>
+    <w:lsdException w:name="toc 7" w:uiPriority="39"/>
+    <w:lsdException w:name="toc 8" w:uiPriority="39"/>
+    <w:lsdException w:name="toc 9" w:uiPriority="39"/>
+    <w:lsdException w:name="caption" w:uiPriority="35" w:qFormat="1"/>
+    <w:lsdException w:name="Title" w:semiHidden="0" w:uiPriority="10" w:unhideWhenUsed="0" w:qFormat="1"/>
+    <w:lsdException w:name="Default Paragraph Font" w:uiPriority="1"/>
+    <w:lsdException w:name="Subtitle" w:semiHidden="0" w:uiPriority="11" w:unhideWhenUsed="0" w:qFormat="1"/>
+    <w:lsdException w:name="Strong" w:semiHidden="0" w:uiPriority="22" w:unhideWhenUsed="0" w:qFormat="1"/>
+    <w:lsdException w:name="Emphasis" w:semiHidden="0" w:uiPriority="20" w:unhideWhenUsed="0" w:qFormat="1"/>
+    <w:lsdException w:name="Table Grid" w:semiHidden="0" w:uiPriority="39" w:unhideWhenUsed="0"/>
+    <w:lsdException w:name="Placeholder Text" w:unhideWhenUsed="0"/>
+    <w:lsdException w:name="No Spacing" w:semiHidden="0" w:uiPriority="1" w:unhideWhenUsed="0" w:qFormat="1"/>
+    <w:lsdException w:name="Light Shading" w:semiHidden="0" w:uiPriority="60" w:unhideWhenUsed="0"/>
+    <w:lsdException w:name="Light List" w:semiHidden="0" w:uiPriority="61" w:unhideWhenUsed="0"/>
+    <w:lsdException w:name="Light Grid" w:semiHidden="0" w:uiPriority="62" w:unhideWhenUsed="0"/>
+    <w:lsdException w:name="Medium Shading 1" w:semiHidden="0" w:uiPriority="63" w:unhideWhenUsed="0"/>
+    <w:lsdException w:name="Medium Shading 2" w:semiHidden="0" w:uiPriority="64" w:unhideWhenUsed="0"/>
+    <w:lsdException w:name="Medium List 1" w:semiHidden="0" w:uiPriority="65" w:unhideWhenUsed="0"/>
+    <w:lsdException w:name="Medium List 2" w:semiHidden="0" w:uiPriority="66" w:unhideWhenUsed="0"/>
+    <w:lsdException w:name="Medium Grid 1" w:semiHidden="0" w:uiPriority="67" w:unhideWhenUsed="0"/>
+    <w:lsdException w:name="Medium Grid 2" w:semiHidden="0" w:uiPriority="68" w:unhideWhenUsed="0"/>
+    <w:lsdException w:name="Medium Grid 3" w:semiHidden="0" w:uiPriority="69" w:unhideWhenUsed="0"/>
+    <w:lsdException w:name="Dark List" w:semiHidden="0" w:uiPriority="70" w:unhideWhenUsed="0"/>
+    <w:lsdException w:name="Colorful Shading" w:semiHidden="0" w:uiPriority="71" w:unhideWhenUsed="0"/>
+    <w:lsdException w:name="Colorful List" w:semiHidden="0" w:uiPriority="72" w:unhideWhenUsed="0"/>
+    <w:lsdException w:name="Colorful Grid" w:semiHidden="0" w:uiPriority="73" w:unhideWhenUsed="0"/>
+    <w:lsdException w:name="Light Shading Accent 1" w:semiHidden="0" w:uiPriority="60" w:unhideWhenUsed="0"/>
+    <w:lsdException w:name="Light List Accent 1" w:semiHidden="0" w:uiPriority="61" w:unhideWhenUsed="0"/>
+    <w:lsdException w:name="Light Grid Accent 1" w:semiHidden="0" w:uiPriority="62" w:unhideWhenUsed="0"/>
+    <w:lsdException w:name="Medium Shading 1 Accent 1" w:semiHidden="0" w:uiPriority="63" w:unhideWhenUsed="0"/>
+    <w:lsdException w:name="Medium Shading 2 Accent 1" w:semiHidden="0" w:uiPriority="64" w:unhideWhenUsed="0"/>
+    <w:lsdException w:name="Medium List 1 Accent 1" w:semiHidden="0" w:uiPriority="65" w:unhideWhenUsed="0"/>
+    <w:lsdException w:name="Revision" w:unhideWhenUsed="0"/>
+    <w:lsdException w:name="List Paragraph" w:semiHidden="0" w:uiPriority="34" w:unhideWhenUsed="0" w:qFormat="1"/>
+    <w:lsdException w:name="Quote" w:semiHidden="0" w:uiPriority="29" w:unhideWhenUsed="0" w:qFormat="1"/>
+    <w:lsdException w:name="Intense Quote" w:semiHidden="0" w:uiPriority="30" w:unhideWhenUsed="0" w:qFormat="1"/>
+    <w:lsdException w:name="Medium List 2 Accent 1" w:semiHidden="0" w:uiPriority="66" w:unhideWhenUsed="0"/>
+    <w:lsdException w:name="Medium Grid 1 Accent 1" w:semiHidden="0" w:uiPriority="67" w:unhideWhenUsed="0"/>
+    <w:lsdException w:name="Medium Grid 2 Accent 1" w:semiHidden="0" w:uiPriority="68" w:unhideWhenUsed="0"/>
+    <w:lsdException w:name="Medium Grid 3 Accent 1" w:semiHidden="0" w:uiPriority="69" w:unhideWhenUsed="0"/>
+    <w:lsdException w:name="Dark List Accent 1" w:semiHidden="0" w:uiPriority="70" w:unhideWhenUsed="0"/>
+    <w:lsdException w:name="Colorful Shading Accent 1" w:semiHidden="0" w:uiPriority="71" w:unhideWhenUsed="0"/>
+    <w:lsdException w:name="Colorful List Accent 1" w:semiHidden="0" w:uiPriority="72" w:unhideWhenUsed="0"/>
+    <w:lsdException w:name="Colorful Grid Accent 1" w:semiHidden="0" w:uiPriority="73" w:unhideWhenUsed="0"/>
+    <w:lsdException w:name="Light Shading Accent 2" w:semiHidden="0" w:uiPriority="60" w:unhideWhenUsed="0"/>
+    <w:lsdException w:name="Light List Accent 2" w:semiHidden="0" w:uiPriority="61" w:unhideWhenUsed="0"/>
+    <w:lsdException w:name="Light Grid Accent 2" w:semiHidden="0" w:uiPriority="62" w:unhideWhenUsed="0"/>
+    <w:lsdException w:name="Medium Shading 1 Accent 2" w:semiHidden="0" w:uiPriority="63" w:unhideWhenUsed="0"/>
+    <w:lsdException w:name="Medium Shading 2 Accent 2" w:semiHidden="0" w:uiPriority="64" w:unhideWhenUsed="0"/>
+    <w:lsdException w:name="Medium List 1 Accent 2" w:semiHidden="0" w:uiPriority="65" w:unhideWhenUsed="0"/>
+    <w:lsdException w:name="Medium List 2 Accent 2" w:semiHidden="0" w:uiPriority="66" w:unhideWhenUsed="0"/>
+    <w:lsdException w:name="Medium Grid 1 Accent 2" w:semiHidden="0" w:uiPriority="67" w:unhideWhenUsed="0"/>
+    <w:lsdException w:name="Medium Grid 2 Accent 2" w:semiHidden="0" w:uiPriority="68" w:unhideWhenUsed="0"/>
+    <w:lsdException w:name="Medium Grid 3 Accent 2" w:semiHidden="0" w:uiPriority="69" w:unhideWhenUsed="0"/>
+    <w:lsdException w:name="Dark List Accent 2" w:semiHidden="0" w:uiPriority="70" w:unhideWhenUsed="0"/>
+    <w:lsdException w:name="Colorful Shading Accent 2" w:semiHidden="0" w:uiPriority="71" w:unhideWhenUsed="0"/>
+    <w:lsdException w:name="Colorful List Accent 2" w:semiHidden="0" w:uiPriority="72" w:unhideWhenUsed="0"/>
+    <w:lsdException w:name="Colorful Grid Accent 2" w:semiHidden="0" w:uiPriority="73" w:unhideWhenUsed="0"/>
+    <w:lsdException w:name="Light Shading Accent 3" w:semiHidden="0" w:uiPriority="60" w:unhideWhenUsed="0"/>
+    <w:lsdException w:name="Light List Accent 3" w:semiHidden="0" w:uiPriority="61" w:unhideWhenUsed="0"/>
+    <w:lsdException w:name="Light Grid Accent 3" w:semiHidden="0" w:uiPriority="62" w:unhideWhenUsed="0"/>
+    <w:lsdException w:name="Medium Shading 1 Accent 3" w:semiHidden="0" w:uiPriority="63" w:unhideWhenUsed="0"/>
+    <w:lsdException w:name="Medium Shading 2 Accent 3" w:semiHidden="0" w:uiPriority="64" w:unhideWhenUsed="0"/>
+    <w:lsdException w:name="Medium List 1 Accent 3" w:semiHidden="0" w:uiPriority="65" w:unhideWhenUsed="0"/>
+    <w:lsdException w:name="Medium List 2 Accent 3" w:semiHidden="0" w:uiPriority="66" w:unhideWhenUsed="0"/>
+    <w:lsdException w:name="Medium Grid 1 Accent 3" w:semiHidden="0" w:uiPriority="67" w:unhideWhenUsed="0"/>
+    <w:lsdException w:name="Medium Grid 2 Accent 3" w:semiHidden="0" w:uiPriority="68" w:unhideWhenUsed="0"/>
+    <w:lsdException w:name="Medium Grid 3 Accent 3" w:semiHidden="0" w:uiPriority="69" w:unhideWhenUsed="0"/>
+    <w:lsdException w:name="Dark List Accent 3" w:semiHidden="0" w:uiPriority="70" w:unhideWhenUsed="0"/>
+    <w:lsdException w:name="Colorful Shading Accent 3" w:semiHidden="0" w:uiPriority="71" w:unhideWhenUsed="0"/>
+    <w:lsdException w:name="Colorful List Accent 3" w:semiHidden="0" w:uiPriority="72" w:unhideWhenUsed="0"/>
+    <w:lsdException w:name="Colorful Grid Accent 3" w:semiHidden="0" w:uiPriority="73" w:unhideWhenUsed="0"/>
+    <w:lsdException w:name="Light Shading Accent 4" w:semiHidden="0" w:uiPriority="60" w:unhideWhenUsed="0"/>
+    <w:lsdException w:name="Light List Accent 4" w:semiHidden="0" w:uiPriority="61" w:unhideWhenUsed="0"/>
+    <w:lsdException w:name="Light Grid Accent 4" w:semiHidden="0" w:uiPriority="62" w:unhideWhenUsed="0"/>
+    <w:lsdException w:name="Medium Shading 1 Accent 4" w:semiHidden="0" w:uiPriority="63" w:unhideWhenUsed="0"/>
+    <w:lsdException w:name="Medium Shading 2 Accent 4" w:semiHidden="0" w:uiPriority="64" w:unhideWhenUsed="0"/>
+    <w:lsdException w:name="Medium List 1 Accent 4" w:semiHidden="0" w:uiPriority="65" w:unhideWhenUsed="0"/>
+    <w:lsdException w:name="Medium List 2 Accent 4" w:semiHidden="0" w:uiPriority="66" w:unhideWhenUsed="0"/>
+    <w:lsdException w:name="Medium Grid 1 Accent 4" w:semiHidden="0" w:uiPriority="67" w:unhideWhenUsed="0"/>
+    <w:lsdException w:name="Medium Grid 2 Accent 4" w:semiHidden="0" w:uiPriority="68" w:unhideWhenUsed="0"/>
+    <w:lsdException w:name="Medium Grid 3 Accent 4" w:semiHidden="0" w:uiPriority="69" w:unhideWhenUsed="0"/>
+    <w:lsdException w:name="Dark List Accent 4" w:semiHidden="0" w:uiPriority="70" w:unhideWhenUsed="0"/>
+    <w:lsdException w:name="Colorful Shading Accent 4" w:semiHidden="0" w:uiPriority="71" w:unhideWhenUsed="0"/>
+    <w:lsdException w:name="Colorful List Accent 4" w:semiHidden="0" w:uiPriority="72" w:unhideWhenUsed="0"/>
+    <w:lsdException w:name="Colorful Grid Accent 4" w:semiHidden="0" w:uiPriority="73" w:unhideWhenUsed="0"/>
+    <w:lsdException w:name="Light Shading Accent 5" w:semiHidden="0" w:uiPriority="60" w:unhideWhenUsed="0"/>
+    <w:lsdException w:name="Light List Accent 5" w:semiHidden="0" w:uiPriority="61" w:unhideWhenUsed="0"/>
+    <w:lsdException w:name="Light Grid Accent 5" w:semiHidden="0" w:uiPriority="62" w:unhideWhenUsed="0"/>
+    <w:lsdException w:name="Medium Shading 1 Accent 5" w:semiHidden="0" w:uiPriority="63" w:unhideWhenUsed="0"/>
+    <w:lsdException w:name="Medium Shading 2 Accent 5" w:semiHidden="0" w:uiPriority="64" w:unhideWhenUsed="0"/>
+    <w:lsdException w:name="Medium List 1 Accent 5" w:semiHidden="0" w:uiPriority="65" w:unhideWhenUsed="0"/>
+    <w:lsdException w:name="Medium List 2 Accent 5" w:semiHidden="0" w:uiPriority="66" w:unhideWhenUsed="0"/>
+    <w:lsdException w:name="Medium Grid 1 Accent 5" w:semiHidden="0" w:uiPriority="67" w:unhideWhenUsed="0"/>
+    <w:lsdException w:name="Medium Grid 2 Accent 5" w:semiHidden="0" w:uiPriority="68" w:unhideWhenUsed="0"/>
+    <w:lsdException w:name="Medium Grid 3 Accent 5" w:semiHidden="0" w:uiPriority="69" w:unhideWhenUsed="0"/>
+    <w:lsdException w:name="Dark List Accent 5" w:semiHidden="0" w:uiPriority="70" w:unhideWhenUsed="0"/>
+    <w:lsdException w:name="Colorful Shading Accent 5" w:semiHidden="0" w:uiPriority="71" w:unhideWhenUsed="0"/>
+    <w:lsdException w:name="Colorful List Accent 5" w:semiHidden="0" w:uiPriority="72" w:unhideWhenUsed="0"/>
+    <w:lsdException w:name="Colorful Grid Accent 5" w:semiHidden="0" w:uiPriority="73" w:unhideWhenUsed="0"/>
+    <w:lsdException w:name="Light Shading Accent 6" w:semiHidden="0" w:uiPriority="60" w:unhideWhenUsed="0"/>
+    <w:lsdException w:name="Light List Accent 6" w:semiHidden="0" w:uiPriority="61" w:unhideWhenUsed="0"/>
+    <w:lsdException w:name="Light Grid Accent 6" w:semiHidden="0" w:uiPriority="62" w:unhideWhenUsed="0"/>
+    <w:lsdException w:name="Medium Shading 1 Accent 6" w:semiHidden="0" w:uiPriority="63" w:unhideWhenUsed="0"/>
+    <w:lsdException w:name="Medium Shading 2 Accent 6" w:semiHidden="0" w:uiPriority="64" w:unhideWhenUsed="0"/>
+    <w:lsdException w:name="Medium List 1 Accent 6" w:semiHidden="0" w:uiPriority="65" w:unhideWhenUsed="0"/>
+    <w:lsdException w:name="Medium List 2 Accent 6" w:semiHidden="0" w:uiPriority="66" w:unhideWhenUsed="0"/>
+    <w:lsdException w:name="Medium Grid 1 Accent 6" w:semiHidden="0" w:uiPriority="67" w:unhideWhenUsed="0"/>
+    <w:lsdException w:name="Medium Grid 2 Accent 6" w:semiHidden="0" w:uiPriority="68" w:unhideWhenUsed="0"/>
+    <w:lsdException w:name="Medium Grid 3 Accent 6" w:semiHidden="0" w:uiPriority="69" w:unhideWhenUsed="0"/>
+    <w:lsdException w:name="Dark List Accent 6" w:semiHidden="0" w:uiPriority="70" w:unhideWhenUsed="0"/>
+    <w:lsdException w:name="Colorful Shading Accent 6" w:semiHidden="0" w:uiPriority="71" w:unhideWhenUsed="0"/>
+    <w:lsdException w:name="Colorful List Accent 6" w:semiHidden="0" w:uiPriority="72" w:unhideWhenUsed="0"/>
+    <w:lsdException w:name="Colorful Grid Accent 6" w:semiHidden="0" w:uiPriority="73" w:unhideWhenUsed="0"/>
+    <w:lsdException w:name="Subtle Emphasis" w:semiHidden="0" w:uiPriority="19" w:unhideWhenUsed="0" w:qFormat="1"/>
+    <w:lsdException w:name="Intense Emphasis" w:semiHidden="0" w:uiPriority="21" w:unhideWhenUsed="0" w:qFormat="1"/>
+    <w:lsdException w:name="Subtle Reference" w:semiHidden="0" w:uiPriority="31" w:unhideWhenUsed="0" w:qFormat="1"/>
+    <w:lsdException w:name="Intense Reference" w:semiHidden="0" w:uiPriority="32" w:unhideWhenUsed="0" w:qFormat="1"/>
+    <w:lsdException w:name="Book Title" w:semiHidden="0" w:uiPriority="33" w:unhideWhenUsed="0" w:qFormat="1"/>
+    <w:lsdException w:name="Bibliography" w:uiPriority="37"/>
+    <w:lsdException w:name="TOC Heading" w:uiPriority="39" w:qFormat="1"/>
   </w:latentStyles>
-  <w:style w:type="paragraph" w:default="1" w:styleId="Normal">
+  <w:style w:type="paragraph" w:default="1" w:styleId="a">
     <w:name w:val="Normal"/>
     <w:qFormat/>
     <w:rsid w:val="005C1D41"/>
@@ -1696,11 +1487,11 @@
       <w:szCs w:val="24"/>
     </w:rPr>
   </w:style>
-  <w:style w:type="paragraph" w:styleId="Heading1">
+  <w:style w:type="paragraph" w:styleId="1">
     <w:name w:val="heading 1"/>
-    <w:basedOn w:val="Normal"/>
-    <w:next w:val="Normal"/>
-    <w:link w:val="Heading1Char"/>
+    <w:basedOn w:val="a"/>
+    <w:next w:val="a"/>
+    <w:link w:val="10"/>
     <w:uiPriority w:val="9"/>
     <w:qFormat/>
     <w:rsid w:val="009C29F7"/>
@@ -1727,11 +1518,11 @@
       <w:szCs w:val="36"/>
     </w:rPr>
   </w:style>
-  <w:style w:type="paragraph" w:styleId="Heading2">
+  <w:style w:type="paragraph" w:styleId="2">
     <w:name w:val="heading 2"/>
-    <w:basedOn w:val="Normal"/>
-    <w:next w:val="Normal"/>
-    <w:link w:val="Heading2Char"/>
+    <w:basedOn w:val="a"/>
+    <w:next w:val="a"/>
+    <w:link w:val="20"/>
     <w:uiPriority w:val="9"/>
     <w:unhideWhenUsed/>
     <w:qFormat/>
@@ -1756,11 +1547,11 @@
       <w:szCs w:val="28"/>
     </w:rPr>
   </w:style>
-  <w:style w:type="paragraph" w:styleId="Heading3">
+  <w:style w:type="paragraph" w:styleId="3">
     <w:name w:val="heading 3"/>
-    <w:basedOn w:val="Normal"/>
-    <w:next w:val="Normal"/>
-    <w:link w:val="Heading3Char"/>
+    <w:basedOn w:val="a"/>
+    <w:next w:val="a"/>
+    <w:link w:val="30"/>
     <w:uiPriority w:val="9"/>
     <w:unhideWhenUsed/>
     <w:qFormat/>
@@ -1782,11 +1573,11 @@
       <w:color w:val="000000" w:themeColor="text1"/>
     </w:rPr>
   </w:style>
-  <w:style w:type="paragraph" w:styleId="Heading4">
+  <w:style w:type="paragraph" w:styleId="4">
     <w:name w:val="heading 4"/>
-    <w:basedOn w:val="Normal"/>
-    <w:next w:val="Normal"/>
-    <w:link w:val="Heading4Char"/>
+    <w:basedOn w:val="a"/>
+    <w:next w:val="a"/>
+    <w:link w:val="40"/>
     <w:uiPriority w:val="9"/>
     <w:semiHidden/>
     <w:unhideWhenUsed/>
@@ -1811,11 +1602,11 @@
       <w:color w:val="000000" w:themeColor="text1"/>
     </w:rPr>
   </w:style>
-  <w:style w:type="paragraph" w:styleId="Heading5">
+  <w:style w:type="paragraph" w:styleId="5">
     <w:name w:val="heading 5"/>
-    <w:basedOn w:val="Normal"/>
-    <w:next w:val="Normal"/>
-    <w:link w:val="Heading5Char"/>
+    <w:basedOn w:val="a"/>
+    <w:next w:val="a"/>
+    <w:link w:val="50"/>
     <w:uiPriority w:val="9"/>
     <w:semiHidden/>
     <w:unhideWhenUsed/>
@@ -1836,11 +1627,11 @@
       <w:color w:val="323E4F" w:themeColor="text2" w:themeShade="BF"/>
     </w:rPr>
   </w:style>
-  <w:style w:type="paragraph" w:styleId="Heading6">
+  <w:style w:type="paragraph" w:styleId="6">
     <w:name w:val="heading 6"/>
-    <w:basedOn w:val="Normal"/>
-    <w:next w:val="Normal"/>
-    <w:link w:val="Heading6Char"/>
+    <w:basedOn w:val="a"/>
+    <w:next w:val="a"/>
+    <w:link w:val="60"/>
     <w:uiPriority w:val="9"/>
     <w:semiHidden/>
     <w:unhideWhenUsed/>
@@ -1863,11 +1654,11 @@
       <w:color w:val="323E4F" w:themeColor="text2" w:themeShade="BF"/>
     </w:rPr>
   </w:style>
-  <w:style w:type="paragraph" w:styleId="Heading7">
+  <w:style w:type="paragraph" w:styleId="7">
     <w:name w:val="heading 7"/>
-    <w:basedOn w:val="Normal"/>
-    <w:next w:val="Normal"/>
-    <w:link w:val="Heading7Char"/>
+    <w:basedOn w:val="a"/>
+    <w:next w:val="a"/>
+    <w:link w:val="70"/>
     <w:uiPriority w:val="9"/>
     <w:semiHidden/>
     <w:unhideWhenUsed/>
@@ -1890,11 +1681,11 @@
       <w:color w:val="404040" w:themeColor="text1" w:themeTint="BF"/>
     </w:rPr>
   </w:style>
-  <w:style w:type="paragraph" w:styleId="Heading8">
+  <w:style w:type="paragraph" w:styleId="8">
     <w:name w:val="heading 8"/>
-    <w:basedOn w:val="Normal"/>
-    <w:next w:val="Normal"/>
-    <w:link w:val="Heading8Char"/>
+    <w:basedOn w:val="a"/>
+    <w:next w:val="a"/>
+    <w:link w:val="80"/>
     <w:uiPriority w:val="9"/>
     <w:semiHidden/>
     <w:unhideWhenUsed/>
@@ -1917,11 +1708,11 @@
       <w:szCs w:val="20"/>
     </w:rPr>
   </w:style>
-  <w:style w:type="paragraph" w:styleId="Heading9">
+  <w:style w:type="paragraph" w:styleId="9">
     <w:name w:val="heading 9"/>
-    <w:basedOn w:val="Normal"/>
-    <w:next w:val="Normal"/>
-    <w:link w:val="Heading9Char"/>
+    <w:basedOn w:val="a"/>
+    <w:next w:val="a"/>
+    <w:link w:val="90"/>
     <w:uiPriority w:val="9"/>
     <w:semiHidden/>
     <w:unhideWhenUsed/>
@@ -1946,13 +1737,13 @@
       <w:szCs w:val="20"/>
     </w:rPr>
   </w:style>
-  <w:style w:type="character" w:default="1" w:styleId="DefaultParagraphFont">
+  <w:style w:type="character" w:default="1" w:styleId="a0">
     <w:name w:val="Default Paragraph Font"/>
     <w:uiPriority w:val="1"/>
     <w:semiHidden/>
     <w:unhideWhenUsed/>
   </w:style>
-  <w:style w:type="table" w:default="1" w:styleId="TableNormal">
+  <w:style w:type="table" w:default="1" w:styleId="a1">
     <w:name w:val="Normal Table"/>
     <w:uiPriority w:val="99"/>
     <w:semiHidden/>
@@ -1967,15 +1758,15 @@
       </w:tblCellMar>
     </w:tblPr>
   </w:style>
-  <w:style w:type="numbering" w:default="1" w:styleId="NoList">
+  <w:style w:type="numbering" w:default="1" w:styleId="a2">
     <w:name w:val="No List"/>
     <w:uiPriority w:val="99"/>
     <w:semiHidden/>
     <w:unhideWhenUsed/>
   </w:style>
-  <w:style w:type="paragraph" w:styleId="ListParagraph">
+  <w:style w:type="paragraph" w:styleId="a3">
     <w:name w:val="List Paragraph"/>
-    <w:basedOn w:val="Normal"/>
+    <w:basedOn w:val="a"/>
     <w:uiPriority w:val="34"/>
     <w:qFormat/>
     <w:rsid w:val="0089576F"/>
@@ -1984,9 +1775,9 @@
       <w:contextualSpacing/>
     </w:pPr>
   </w:style>
-  <w:style w:type="character" w:styleId="CommentReference">
+  <w:style w:type="character" w:styleId="a4">
     <w:name w:val="annotation reference"/>
-    <w:basedOn w:val="DefaultParagraphFont"/>
+    <w:basedOn w:val="a0"/>
     <w:uiPriority w:val="99"/>
     <w:semiHidden/>
     <w:unhideWhenUsed/>
@@ -1996,10 +1787,10 @@
       <w:szCs w:val="16"/>
     </w:rPr>
   </w:style>
-  <w:style w:type="paragraph" w:styleId="CommentText">
+  <w:style w:type="paragraph" w:styleId="a5">
     <w:name w:val="annotation text"/>
-    <w:basedOn w:val="Normal"/>
-    <w:link w:val="CommentTextChar"/>
+    <w:basedOn w:val="a"/>
+    <w:link w:val="a6"/>
     <w:uiPriority w:val="99"/>
     <w:semiHidden/>
     <w:unhideWhenUsed/>
@@ -2012,10 +1803,10 @@
       <w:szCs w:val="20"/>
     </w:rPr>
   </w:style>
-  <w:style w:type="character" w:customStyle="1" w:styleId="CommentTextChar">
-    <w:name w:val="Comment Text Char"/>
-    <w:basedOn w:val="DefaultParagraphFont"/>
-    <w:link w:val="CommentText"/>
+  <w:style w:type="character" w:customStyle="1" w:styleId="a6">
+    <w:name w:val="Текст на коментар Знак"/>
+    <w:basedOn w:val="a0"/>
+    <w:link w:val="a5"/>
     <w:uiPriority w:val="99"/>
     <w:semiHidden/>
     <w:rsid w:val="009B312E"/>
@@ -2024,11 +1815,11 @@
       <w:szCs w:val="20"/>
     </w:rPr>
   </w:style>
-  <w:style w:type="paragraph" w:styleId="CommentSubject">
+  <w:style w:type="paragraph" w:styleId="a7">
     <w:name w:val="annotation subject"/>
-    <w:basedOn w:val="CommentText"/>
-    <w:next w:val="CommentText"/>
-    <w:link w:val="CommentSubjectChar"/>
+    <w:basedOn w:val="a5"/>
+    <w:next w:val="a5"/>
+    <w:link w:val="a8"/>
     <w:uiPriority w:val="99"/>
     <w:semiHidden/>
     <w:unhideWhenUsed/>
@@ -2038,10 +1829,10 @@
       <w:bCs/>
     </w:rPr>
   </w:style>
-  <w:style w:type="character" w:customStyle="1" w:styleId="CommentSubjectChar">
-    <w:name w:val="Comment Subject Char"/>
-    <w:basedOn w:val="CommentTextChar"/>
-    <w:link w:val="CommentSubject"/>
+  <w:style w:type="character" w:customStyle="1" w:styleId="a8">
+    <w:name w:val="Предмет на коментар Знак"/>
+    <w:basedOn w:val="a6"/>
+    <w:link w:val="a7"/>
     <w:uiPriority w:val="99"/>
     <w:semiHidden/>
     <w:rsid w:val="009B312E"/>
@@ -2052,9 +1843,9 @@
       <w:szCs w:val="20"/>
     </w:rPr>
   </w:style>
-  <w:style w:type="character" w:styleId="Hyperlink">
+  <w:style w:type="character" w:styleId="a9">
     <w:name w:val="Hyperlink"/>
-    <w:basedOn w:val="DefaultParagraphFont"/>
+    <w:basedOn w:val="a0"/>
     <w:uiPriority w:val="99"/>
     <w:unhideWhenUsed/>
     <w:rsid w:val="009B312E"/>
@@ -2063,9 +1854,9 @@
       <w:u w:val="single"/>
     </w:rPr>
   </w:style>
-  <w:style w:type="character" w:styleId="HTMLCode">
+  <w:style w:type="character" w:styleId="HTML">
     <w:name w:val="HTML Code"/>
-    <w:basedOn w:val="DefaultParagraphFont"/>
+    <w:basedOn w:val="a0"/>
     <w:uiPriority w:val="99"/>
     <w:semiHidden/>
     <w:unhideWhenUsed/>
@@ -2076,10 +1867,10 @@
       <w:szCs w:val="20"/>
     </w:rPr>
   </w:style>
-  <w:style w:type="character" w:customStyle="1" w:styleId="Heading1Char">
-    <w:name w:val="Heading 1 Char"/>
-    <w:basedOn w:val="DefaultParagraphFont"/>
-    <w:link w:val="Heading1"/>
+  <w:style w:type="character" w:customStyle="1" w:styleId="10">
+    <w:name w:val="Заглавие 1 Знак"/>
+    <w:basedOn w:val="a0"/>
+    <w:link w:val="1"/>
     <w:uiPriority w:val="9"/>
     <w:rsid w:val="009C29F7"/>
     <w:rPr>
@@ -2092,10 +1883,10 @@
       <w:szCs w:val="36"/>
     </w:rPr>
   </w:style>
-  <w:style w:type="paragraph" w:styleId="TOCHeading">
+  <w:style w:type="paragraph" w:styleId="aa">
     <w:name w:val="TOC Heading"/>
-    <w:basedOn w:val="Heading1"/>
-    <w:next w:val="Normal"/>
+    <w:basedOn w:val="1"/>
+    <w:next w:val="a"/>
     <w:uiPriority w:val="39"/>
     <w:unhideWhenUsed/>
     <w:qFormat/>
@@ -2104,10 +1895,10 @@
       <w:outlineLvl w:val="9"/>
     </w:pPr>
   </w:style>
-  <w:style w:type="paragraph" w:styleId="TOC1">
+  <w:style w:type="paragraph" w:styleId="11">
     <w:name w:val="toc 1"/>
-    <w:basedOn w:val="Normal"/>
-    <w:next w:val="Normal"/>
+    <w:basedOn w:val="a"/>
+    <w:next w:val="a"/>
     <w:autoRedefine/>
     <w:uiPriority w:val="39"/>
     <w:unhideWhenUsed/>
@@ -2116,10 +1907,10 @@
       <w:spacing w:after="100"/>
     </w:pPr>
   </w:style>
-  <w:style w:type="character" w:customStyle="1" w:styleId="Heading2Char">
-    <w:name w:val="Heading 2 Char"/>
-    <w:basedOn w:val="DefaultParagraphFont"/>
-    <w:link w:val="Heading2"/>
+  <w:style w:type="character" w:customStyle="1" w:styleId="20">
+    <w:name w:val="Заглавие 2 Знак"/>
+    <w:basedOn w:val="a0"/>
+    <w:link w:val="2"/>
     <w:uiPriority w:val="9"/>
     <w:rsid w:val="001C7974"/>
     <w:rPr>
@@ -2132,10 +1923,10 @@
       <w:szCs w:val="28"/>
     </w:rPr>
   </w:style>
-  <w:style w:type="character" w:customStyle="1" w:styleId="Heading3Char">
-    <w:name w:val="Heading 3 Char"/>
-    <w:basedOn w:val="DefaultParagraphFont"/>
-    <w:link w:val="Heading3"/>
+  <w:style w:type="character" w:customStyle="1" w:styleId="30">
+    <w:name w:val="Заглавие 3 Знак"/>
+    <w:basedOn w:val="a0"/>
+    <w:link w:val="3"/>
     <w:uiPriority w:val="9"/>
     <w:rsid w:val="004866BA"/>
     <w:rPr>
@@ -2147,10 +1938,10 @@
       <w:szCs w:val="24"/>
     </w:rPr>
   </w:style>
-  <w:style w:type="character" w:customStyle="1" w:styleId="Heading4Char">
-    <w:name w:val="Heading 4 Char"/>
-    <w:basedOn w:val="DefaultParagraphFont"/>
-    <w:link w:val="Heading4"/>
+  <w:style w:type="character" w:customStyle="1" w:styleId="40">
+    <w:name w:val="Заглавие 4 Знак"/>
+    <w:basedOn w:val="a0"/>
+    <w:link w:val="4"/>
     <w:uiPriority w:val="9"/>
     <w:semiHidden/>
     <w:rsid w:val="004866BA"/>
@@ -2165,10 +1956,10 @@
       <w:szCs w:val="24"/>
     </w:rPr>
   </w:style>
-  <w:style w:type="character" w:customStyle="1" w:styleId="Heading5Char">
-    <w:name w:val="Heading 5 Char"/>
-    <w:basedOn w:val="DefaultParagraphFont"/>
-    <w:link w:val="Heading5"/>
+  <w:style w:type="character" w:customStyle="1" w:styleId="50">
+    <w:name w:val="Заглавие 5 Знак"/>
+    <w:basedOn w:val="a0"/>
+    <w:link w:val="5"/>
     <w:uiPriority w:val="9"/>
     <w:semiHidden/>
     <w:rsid w:val="004866BA"/>
@@ -2179,10 +1970,10 @@
       <w:szCs w:val="24"/>
     </w:rPr>
   </w:style>
-  <w:style w:type="character" w:customStyle="1" w:styleId="Heading6Char">
-    <w:name w:val="Heading 6 Char"/>
-    <w:basedOn w:val="DefaultParagraphFont"/>
-    <w:link w:val="Heading6"/>
+  <w:style w:type="character" w:customStyle="1" w:styleId="60">
+    <w:name w:val="Заглавие 6 Знак"/>
+    <w:basedOn w:val="a0"/>
+    <w:link w:val="6"/>
     <w:uiPriority w:val="9"/>
     <w:semiHidden/>
     <w:rsid w:val="004866BA"/>
@@ -2195,10 +1986,10 @@
       <w:szCs w:val="24"/>
     </w:rPr>
   </w:style>
-  <w:style w:type="character" w:customStyle="1" w:styleId="Heading7Char">
-    <w:name w:val="Heading 7 Char"/>
-    <w:basedOn w:val="DefaultParagraphFont"/>
-    <w:link w:val="Heading7"/>
+  <w:style w:type="character" w:customStyle="1" w:styleId="70">
+    <w:name w:val="Заглавие 7 Знак"/>
+    <w:basedOn w:val="a0"/>
+    <w:link w:val="7"/>
     <w:uiPriority w:val="9"/>
     <w:semiHidden/>
     <w:rsid w:val="004866BA"/>
@@ -2211,10 +2002,10 @@
       <w:szCs w:val="24"/>
     </w:rPr>
   </w:style>
-  <w:style w:type="character" w:customStyle="1" w:styleId="Heading8Char">
-    <w:name w:val="Heading 8 Char"/>
-    <w:basedOn w:val="DefaultParagraphFont"/>
-    <w:link w:val="Heading8"/>
+  <w:style w:type="character" w:customStyle="1" w:styleId="80">
+    <w:name w:val="Заглавие 8 Знак"/>
+    <w:basedOn w:val="a0"/>
+    <w:link w:val="8"/>
     <w:uiPriority w:val="9"/>
     <w:semiHidden/>
     <w:rsid w:val="004866BA"/>
@@ -2225,10 +2016,10 @@
       <w:szCs w:val="20"/>
     </w:rPr>
   </w:style>
-  <w:style w:type="character" w:customStyle="1" w:styleId="Heading9Char">
-    <w:name w:val="Heading 9 Char"/>
-    <w:basedOn w:val="DefaultParagraphFont"/>
-    <w:link w:val="Heading9"/>
+  <w:style w:type="character" w:customStyle="1" w:styleId="90">
+    <w:name w:val="Заглавие 9 Знак"/>
+    <w:basedOn w:val="a0"/>
+    <w:link w:val="9"/>
     <w:uiPriority w:val="9"/>
     <w:semiHidden/>
     <w:rsid w:val="004866BA"/>
@@ -2241,10 +2032,10 @@
       <w:szCs w:val="20"/>
     </w:rPr>
   </w:style>
-  <w:style w:type="paragraph" w:styleId="Caption">
+  <w:style w:type="paragraph" w:styleId="ab">
     <w:name w:val="caption"/>
-    <w:basedOn w:val="Normal"/>
-    <w:next w:val="Normal"/>
+    <w:basedOn w:val="a"/>
+    <w:next w:val="a"/>
     <w:uiPriority w:val="35"/>
     <w:semiHidden/>
     <w:unhideWhenUsed/>
@@ -2261,11 +2052,11 @@
       <w:szCs w:val="18"/>
     </w:rPr>
   </w:style>
-  <w:style w:type="paragraph" w:styleId="Title">
+  <w:style w:type="paragraph" w:styleId="ac">
     <w:name w:val="Title"/>
-    <w:basedOn w:val="Normal"/>
-    <w:next w:val="Normal"/>
-    <w:link w:val="TitleChar"/>
+    <w:basedOn w:val="a"/>
+    <w:next w:val="a"/>
+    <w:link w:val="ad"/>
     <w:uiPriority w:val="10"/>
     <w:qFormat/>
     <w:rsid w:val="004866BA"/>
@@ -2280,10 +2071,10 @@
       <w:szCs w:val="56"/>
     </w:rPr>
   </w:style>
-  <w:style w:type="character" w:customStyle="1" w:styleId="TitleChar">
-    <w:name w:val="Title Char"/>
-    <w:basedOn w:val="DefaultParagraphFont"/>
-    <w:link w:val="Title"/>
+  <w:style w:type="character" w:customStyle="1" w:styleId="ad">
+    <w:name w:val="Заглавие Знак"/>
+    <w:basedOn w:val="a0"/>
+    <w:link w:val="ac"/>
     <w:uiPriority w:val="10"/>
     <w:rsid w:val="004866BA"/>
     <w:rPr>
@@ -2293,11 +2084,11 @@
       <w:szCs w:val="56"/>
     </w:rPr>
   </w:style>
-  <w:style w:type="paragraph" w:styleId="Subtitle">
+  <w:style w:type="paragraph" w:styleId="ae">
     <w:name w:val="Subtitle"/>
-    <w:basedOn w:val="Normal"/>
-    <w:next w:val="Normal"/>
-    <w:link w:val="SubtitleChar"/>
+    <w:basedOn w:val="a"/>
+    <w:next w:val="a"/>
+    <w:link w:val="af"/>
     <w:uiPriority w:val="11"/>
     <w:qFormat/>
     <w:rsid w:val="004866BA"/>
@@ -2312,10 +2103,10 @@
       <w:spacing w:val="10"/>
     </w:rPr>
   </w:style>
-  <w:style w:type="character" w:customStyle="1" w:styleId="SubtitleChar">
-    <w:name w:val="Subtitle Char"/>
-    <w:basedOn w:val="DefaultParagraphFont"/>
-    <w:link w:val="Subtitle"/>
+  <w:style w:type="character" w:customStyle="1" w:styleId="af">
+    <w:name w:val="Подзаглавие Знак"/>
+    <w:basedOn w:val="a0"/>
+    <w:link w:val="ae"/>
     <w:uiPriority w:val="11"/>
     <w:rsid w:val="004866BA"/>
     <w:rPr>
@@ -2323,9 +2114,9 @@
       <w:spacing w:val="10"/>
     </w:rPr>
   </w:style>
-  <w:style w:type="character" w:styleId="Strong">
+  <w:style w:type="character" w:styleId="af0">
     <w:name w:val="Strong"/>
-    <w:basedOn w:val="DefaultParagraphFont"/>
+    <w:basedOn w:val="a0"/>
     <w:uiPriority w:val="22"/>
     <w:qFormat/>
     <w:rsid w:val="004866BA"/>
@@ -2335,9 +2126,9 @@
       <w:color w:val="000000" w:themeColor="text1"/>
     </w:rPr>
   </w:style>
-  <w:style w:type="character" w:styleId="Emphasis">
+  <w:style w:type="character" w:styleId="af1">
     <w:name w:val="Emphasis"/>
-    <w:basedOn w:val="DefaultParagraphFont"/>
+    <w:basedOn w:val="a0"/>
     <w:uiPriority w:val="20"/>
     <w:qFormat/>
     <w:rsid w:val="004866BA"/>
@@ -2347,9 +2138,9 @@
       <w:color w:val="auto"/>
     </w:rPr>
   </w:style>
-  <w:style w:type="paragraph" w:styleId="NoSpacing">
+  <w:style w:type="paragraph" w:styleId="af2">
     <w:name w:val="No Spacing"/>
-    <w:link w:val="NoSpacingChar"/>
+    <w:link w:val="af3"/>
     <w:uiPriority w:val="1"/>
     <w:qFormat/>
     <w:rsid w:val="004866BA"/>
@@ -2357,11 +2148,11 @@
       <w:spacing w:after="0" w:line="240" w:lineRule="auto"/>
     </w:pPr>
   </w:style>
-  <w:style w:type="paragraph" w:styleId="Quote">
+  <w:style w:type="paragraph" w:styleId="af4">
     <w:name w:val="Quote"/>
-    <w:basedOn w:val="Normal"/>
-    <w:next w:val="Normal"/>
-    <w:link w:val="QuoteChar"/>
+    <w:basedOn w:val="a"/>
+    <w:next w:val="a"/>
+    <w:link w:val="af5"/>
     <w:uiPriority w:val="29"/>
     <w:qFormat/>
     <w:rsid w:val="004866BA"/>
@@ -2375,10 +2166,10 @@
       <w:color w:val="000000" w:themeColor="text1"/>
     </w:rPr>
   </w:style>
-  <w:style w:type="character" w:customStyle="1" w:styleId="QuoteChar">
-    <w:name w:val="Quote Char"/>
-    <w:basedOn w:val="DefaultParagraphFont"/>
-    <w:link w:val="Quote"/>
+  <w:style w:type="character" w:customStyle="1" w:styleId="af5">
+    <w:name w:val="Цитат Знак"/>
+    <w:basedOn w:val="a0"/>
+    <w:link w:val="af4"/>
     <w:uiPriority w:val="29"/>
     <w:rsid w:val="004866BA"/>
     <w:rPr>
@@ -2387,11 +2178,11 @@
       <w:color w:val="000000" w:themeColor="text1"/>
     </w:rPr>
   </w:style>
-  <w:style w:type="paragraph" w:styleId="IntenseQuote">
+  <w:style w:type="paragraph" w:styleId="af6">
     <w:name w:val="Intense Quote"/>
-    <w:basedOn w:val="Normal"/>
-    <w:next w:val="Normal"/>
-    <w:link w:val="IntenseQuoteChar"/>
+    <w:basedOn w:val="a"/>
+    <w:next w:val="a"/>
+    <w:link w:val="af7"/>
     <w:uiPriority w:val="30"/>
     <w:qFormat/>
     <w:rsid w:val="004866BA"/>
@@ -2409,10 +2200,10 @@
       <w:color w:val="000000" w:themeColor="text1"/>
     </w:rPr>
   </w:style>
-  <w:style w:type="character" w:customStyle="1" w:styleId="IntenseQuoteChar">
-    <w:name w:val="Intense Quote Char"/>
-    <w:basedOn w:val="DefaultParagraphFont"/>
-    <w:link w:val="IntenseQuote"/>
+  <w:style w:type="character" w:customStyle="1" w:styleId="af7">
+    <w:name w:val="Интензивно цитиране Знак"/>
+    <w:basedOn w:val="a0"/>
+    <w:link w:val="af6"/>
     <w:uiPriority w:val="30"/>
     <w:rsid w:val="004866BA"/>
     <w:rPr>
@@ -2420,9 +2211,9 @@
       <w:shd w:val="clear" w:color="auto" w:fill="F2F2F2" w:themeFill="background1" w:themeFillShade="F2"/>
     </w:rPr>
   </w:style>
-  <w:style w:type="character" w:styleId="SubtleEmphasis">
+  <w:style w:type="character" w:styleId="af8">
     <w:name w:val="Subtle Emphasis"/>
-    <w:basedOn w:val="DefaultParagraphFont"/>
+    <w:basedOn w:val="a0"/>
     <w:uiPriority w:val="19"/>
     <w:qFormat/>
     <w:rsid w:val="004866BA"/>
@@ -2432,9 +2223,9 @@
       <w:color w:val="404040" w:themeColor="text1" w:themeTint="BF"/>
     </w:rPr>
   </w:style>
-  <w:style w:type="character" w:styleId="IntenseEmphasis">
+  <w:style w:type="character" w:styleId="af9">
     <w:name w:val="Intense Emphasis"/>
-    <w:basedOn w:val="DefaultParagraphFont"/>
+    <w:basedOn w:val="a0"/>
     <w:uiPriority w:val="21"/>
     <w:qFormat/>
     <w:rsid w:val="004866BA"/>
@@ -2446,9 +2237,9 @@
       <w:caps/>
     </w:rPr>
   </w:style>
-  <w:style w:type="character" w:styleId="SubtleReference">
+  <w:style w:type="character" w:styleId="afa">
     <w:name w:val="Subtle Reference"/>
-    <w:basedOn w:val="DefaultParagraphFont"/>
+    <w:basedOn w:val="a0"/>
     <w:uiPriority w:val="31"/>
     <w:qFormat/>
     <w:rsid w:val="004866BA"/>
@@ -2458,9 +2249,9 @@
       <w:u w:val="single" w:color="7F7F7F" w:themeColor="text1" w:themeTint="80"/>
     </w:rPr>
   </w:style>
-  <w:style w:type="character" w:styleId="IntenseReference">
+  <w:style w:type="character" w:styleId="afb">
     <w:name w:val="Intense Reference"/>
-    <w:basedOn w:val="DefaultParagraphFont"/>
+    <w:basedOn w:val="a0"/>
     <w:uiPriority w:val="32"/>
     <w:qFormat/>
     <w:rsid w:val="004866BA"/>
@@ -2471,9 +2262,9 @@
       <w:u w:val="single"/>
     </w:rPr>
   </w:style>
-  <w:style w:type="character" w:styleId="BookTitle">
+  <w:style w:type="character" w:styleId="afc">
     <w:name w:val="Book Title"/>
-    <w:basedOn w:val="DefaultParagraphFont"/>
+    <w:basedOn w:val="a0"/>
     <w:uiPriority w:val="33"/>
     <w:qFormat/>
     <w:rsid w:val="004866BA"/>
@@ -2484,10 +2275,10 @@
       <w:spacing w:val="5"/>
     </w:rPr>
   </w:style>
-  <w:style w:type="paragraph" w:styleId="TOC2">
+  <w:style w:type="paragraph" w:styleId="21">
     <w:name w:val="toc 2"/>
-    <w:basedOn w:val="Normal"/>
-    <w:next w:val="Normal"/>
+    <w:basedOn w:val="a"/>
+    <w:next w:val="a"/>
     <w:autoRedefine/>
     <w:uiPriority w:val="39"/>
     <w:unhideWhenUsed/>
@@ -2497,10 +2288,10 @@
       <w:ind w:left="220"/>
     </w:pPr>
   </w:style>
-  <w:style w:type="paragraph" w:styleId="TOC3">
+  <w:style w:type="paragraph" w:styleId="31">
     <w:name w:val="toc 3"/>
-    <w:basedOn w:val="Normal"/>
-    <w:next w:val="Normal"/>
+    <w:basedOn w:val="a"/>
+    <w:next w:val="a"/>
     <w:autoRedefine/>
     <w:uiPriority w:val="39"/>
     <w:unhideWhenUsed/>
@@ -2510,17 +2301,17 @@
       <w:ind w:left="440"/>
     </w:pPr>
   </w:style>
-  <w:style w:type="character" w:customStyle="1" w:styleId="NoSpacingChar">
-    <w:name w:val="No Spacing Char"/>
-    <w:basedOn w:val="DefaultParagraphFont"/>
-    <w:link w:val="NoSpacing"/>
+  <w:style w:type="character" w:customStyle="1" w:styleId="af3">
+    <w:name w:val="Без разредка Знак"/>
+    <w:basedOn w:val="a0"/>
+    <w:link w:val="af2"/>
     <w:uiPriority w:val="1"/>
     <w:rsid w:val="0087088D"/>
   </w:style>
-  <w:style w:type="paragraph" w:styleId="Header">
+  <w:style w:type="paragraph" w:styleId="afd">
     <w:name w:val="header"/>
-    <w:basedOn w:val="Normal"/>
-    <w:link w:val="HeaderChar"/>
+    <w:basedOn w:val="a"/>
+    <w:link w:val="afe"/>
     <w:uiPriority w:val="99"/>
     <w:unhideWhenUsed/>
     <w:rsid w:val="0087088D"/>
@@ -2532,17 +2323,17 @@
       <w:spacing w:after="0" w:line="240" w:lineRule="auto"/>
     </w:pPr>
   </w:style>
-  <w:style w:type="character" w:customStyle="1" w:styleId="HeaderChar">
-    <w:name w:val="Header Char"/>
-    <w:basedOn w:val="DefaultParagraphFont"/>
-    <w:link w:val="Header"/>
+  <w:style w:type="character" w:customStyle="1" w:styleId="afe">
+    <w:name w:val="Горен колонтитул Знак"/>
+    <w:basedOn w:val="a0"/>
+    <w:link w:val="afd"/>
     <w:uiPriority w:val="99"/>
     <w:rsid w:val="0087088D"/>
   </w:style>
-  <w:style w:type="paragraph" w:styleId="Footer">
+  <w:style w:type="paragraph" w:styleId="aff">
     <w:name w:val="footer"/>
-    <w:basedOn w:val="Normal"/>
-    <w:link w:val="FooterChar"/>
+    <w:basedOn w:val="a"/>
+    <w:link w:val="aff0"/>
     <w:uiPriority w:val="99"/>
     <w:unhideWhenUsed/>
     <w:rsid w:val="0087088D"/>
@@ -2554,10 +2345,1049 @@
       <w:spacing w:after="0" w:line="240" w:lineRule="auto"/>
     </w:pPr>
   </w:style>
-  <w:style w:type="character" w:customStyle="1" w:styleId="FooterChar">
-    <w:name w:val="Footer Char"/>
-    <w:basedOn w:val="DefaultParagraphFont"/>
-    <w:link w:val="Footer"/>
+  <w:style w:type="character" w:customStyle="1" w:styleId="aff0">
+    <w:name w:val="Долен колонтитул Знак"/>
+    <w:basedOn w:val="a0"/>
+    <w:link w:val="aff"/>
+    <w:uiPriority w:val="99"/>
+    <w:rsid w:val="0087088D"/>
+  </w:style>
+</w:styles>
+</file>
+
+<file path=word/stylesWithEffects.xml><?xml version="1.0" encoding="utf-8"?>
+<w:styles xmlns:wpc="http://schemas.microsoft.com/office/word/2010/wordprocessingCanvas" xmlns:mc="http://schemas.openxmlformats.org/markup-compatibility/2006" xmlns:o="urn:schemas-microsoft-com:office:office" xmlns:r="http://schemas.openxmlformats.org/officeDocument/2006/relationships" xmlns:m="http://schemas.openxmlformats.org/officeDocument/2006/math" xmlns:v="urn:schemas-microsoft-com:vml" xmlns:wp14="http://schemas.microsoft.com/office/word/2010/wordprocessingDrawing" xmlns:wp="http://schemas.openxmlformats.org/drawingml/2006/wordprocessingDrawing" xmlns:w10="urn:schemas-microsoft-com:office:word" xmlns:w="http://schemas.openxmlformats.org/wordprocessingml/2006/main" xmlns:w14="http://schemas.microsoft.com/office/word/2010/wordml" xmlns:wpg="http://schemas.microsoft.com/office/word/2010/wordprocessingGroup" xmlns:wpi="http://schemas.microsoft.com/office/word/2010/wordprocessingInk" xmlns:wne="http://schemas.microsoft.com/office/word/2006/wordml" xmlns:wps="http://schemas.microsoft.com/office/word/2010/wordprocessingShape" mc:Ignorable="w14 wp14">
+  <w:docDefaults>
+    <w:rPrDefault>
+      <w:rPr>
+        <w:rFonts w:asciiTheme="minorHAnsi" w:eastAsiaTheme="minorEastAsia" w:hAnsiTheme="minorHAnsi" w:cstheme="minorBidi"/>
+        <w:sz w:val="22"/>
+        <w:szCs w:val="22"/>
+        <w:lang w:val="bg-BG" w:eastAsia="en-US" w:bidi="ar-SA"/>
+      </w:rPr>
+    </w:rPrDefault>
+    <w:pPrDefault>
+      <w:pPr>
+        <w:spacing w:after="160" w:line="259" w:lineRule="auto"/>
+      </w:pPr>
+    </w:pPrDefault>
+  </w:docDefaults>
+  <w:latentStyles w:defLockedState="0" w:defUIPriority="99" w:defSemiHidden="1" w:defUnhideWhenUsed="1" w:defQFormat="0" w:count="267">
+    <w:lsdException w:name="Normal" w:semiHidden="0" w:uiPriority="0" w:unhideWhenUsed="0" w:qFormat="1"/>
+    <w:lsdException w:name="heading 1" w:semiHidden="0" w:uiPriority="9" w:unhideWhenUsed="0" w:qFormat="1"/>
+    <w:lsdException w:name="heading 2" w:uiPriority="9" w:qFormat="1"/>
+    <w:lsdException w:name="heading 3" w:uiPriority="9" w:qFormat="1"/>
+    <w:lsdException w:name="heading 4" w:uiPriority="9" w:qFormat="1"/>
+    <w:lsdException w:name="heading 5" w:uiPriority="9" w:qFormat="1"/>
+    <w:lsdException w:name="heading 6" w:uiPriority="9" w:qFormat="1"/>
+    <w:lsdException w:name="heading 7" w:uiPriority="9" w:qFormat="1"/>
+    <w:lsdException w:name="heading 8" w:uiPriority="9" w:qFormat="1"/>
+    <w:lsdException w:name="heading 9" w:uiPriority="9" w:qFormat="1"/>
+    <w:lsdException w:name="toc 1" w:uiPriority="39"/>
+    <w:lsdException w:name="toc 2" w:uiPriority="39"/>
+    <w:lsdException w:name="toc 3" w:uiPriority="39"/>
+    <w:lsdException w:name="toc 4" w:uiPriority="39"/>
+    <w:lsdException w:name="toc 5" w:uiPriority="39"/>
+    <w:lsdException w:name="toc 6" w:uiPriority="39"/>
+    <w:lsdException w:name="toc 7" w:uiPriority="39"/>
+    <w:lsdException w:name="toc 8" w:uiPriority="39"/>
+    <w:lsdException w:name="toc 9" w:uiPriority="39"/>
+    <w:lsdException w:name="caption" w:uiPriority="35" w:qFormat="1"/>
+    <w:lsdException w:name="Title" w:semiHidden="0" w:uiPriority="10" w:unhideWhenUsed="0" w:qFormat="1"/>
+    <w:lsdException w:name="Default Paragraph Font" w:uiPriority="1"/>
+    <w:lsdException w:name="Subtitle" w:semiHidden="0" w:uiPriority="11" w:unhideWhenUsed="0" w:qFormat="1"/>
+    <w:lsdException w:name="Strong" w:semiHidden="0" w:uiPriority="22" w:unhideWhenUsed="0" w:qFormat="1"/>
+    <w:lsdException w:name="Emphasis" w:semiHidden="0" w:uiPriority="20" w:unhideWhenUsed="0" w:qFormat="1"/>
+    <w:lsdException w:name="Table Grid" w:semiHidden="0" w:uiPriority="39" w:unhideWhenUsed="0"/>
+    <w:lsdException w:name="Placeholder Text" w:unhideWhenUsed="0"/>
+    <w:lsdException w:name="No Spacing" w:semiHidden="0" w:uiPriority="1" w:unhideWhenUsed="0" w:qFormat="1"/>
+    <w:lsdException w:name="Light Shading" w:semiHidden="0" w:uiPriority="60" w:unhideWhenUsed="0"/>
+    <w:lsdException w:name="Light List" w:semiHidden="0" w:uiPriority="61" w:unhideWhenUsed="0"/>
+    <w:lsdException w:name="Light Grid" w:semiHidden="0" w:uiPriority="62" w:unhideWhenUsed="0"/>
+    <w:lsdException w:name="Medium Shading 1" w:semiHidden="0" w:uiPriority="63" w:unhideWhenUsed="0"/>
+    <w:lsdException w:name="Medium Shading 2" w:semiHidden="0" w:uiPriority="64" w:unhideWhenUsed="0"/>
+    <w:lsdException w:name="Medium List 1" w:semiHidden="0" w:uiPriority="65" w:unhideWhenUsed="0"/>
+    <w:lsdException w:name="Medium List 2" w:semiHidden="0" w:uiPriority="66" w:unhideWhenUsed="0"/>
+    <w:lsdException w:name="Medium Grid 1" w:semiHidden="0" w:uiPriority="67" w:unhideWhenUsed="0"/>
+    <w:lsdException w:name="Medium Grid 2" w:semiHidden="0" w:uiPriority="68" w:unhideWhenUsed="0"/>
+    <w:lsdException w:name="Medium Grid 3" w:semiHidden="0" w:uiPriority="69" w:unhideWhenUsed="0"/>
+    <w:lsdException w:name="Dark List" w:semiHidden="0" w:uiPriority="70" w:unhideWhenUsed="0"/>
+    <w:lsdException w:name="Colorful Shading" w:semiHidden="0" w:uiPriority="71" w:unhideWhenUsed="0"/>
+    <w:lsdException w:name="Colorful List" w:semiHidden="0" w:uiPriority="72" w:unhideWhenUsed="0"/>
+    <w:lsdException w:name="Colorful Grid" w:semiHidden="0" w:uiPriority="73" w:unhideWhenUsed="0"/>
+    <w:lsdException w:name="Light Shading Accent 1" w:semiHidden="0" w:uiPriority="60" w:unhideWhenUsed="0"/>
+    <w:lsdException w:name="Light List Accent 1" w:semiHidden="0" w:uiPriority="61" w:unhideWhenUsed="0"/>
+    <w:lsdException w:name="Light Grid Accent 1" w:semiHidden="0" w:uiPriority="62" w:unhideWhenUsed="0"/>
+    <w:lsdException w:name="Medium Shading 1 Accent 1" w:semiHidden="0" w:uiPriority="63" w:unhideWhenUsed="0"/>
+    <w:lsdException w:name="Medium Shading 2 Accent 1" w:semiHidden="0" w:uiPriority="64" w:unhideWhenUsed="0"/>
+    <w:lsdException w:name="Medium List 1 Accent 1" w:semiHidden="0" w:uiPriority="65" w:unhideWhenUsed="0"/>
+    <w:lsdException w:name="Revision" w:unhideWhenUsed="0"/>
+    <w:lsdException w:name="List Paragraph" w:semiHidden="0" w:uiPriority="34" w:unhideWhenUsed="0" w:qFormat="1"/>
+    <w:lsdException w:name="Quote" w:semiHidden="0" w:uiPriority="29" w:unhideWhenUsed="0" w:qFormat="1"/>
+    <w:lsdException w:name="Intense Quote" w:semiHidden="0" w:uiPriority="30" w:unhideWhenUsed="0" w:qFormat="1"/>
+    <w:lsdException w:name="Medium List 2 Accent 1" w:semiHidden="0" w:uiPriority="66" w:unhideWhenUsed="0"/>
+    <w:lsdException w:name="Medium Grid 1 Accent 1" w:semiHidden="0" w:uiPriority="67" w:unhideWhenUsed="0"/>
+    <w:lsdException w:name="Medium Grid 2 Accent 1" w:semiHidden="0" w:uiPriority="68" w:unhideWhenUsed="0"/>
+    <w:lsdException w:name="Medium Grid 3 Accent 1" w:semiHidden="0" w:uiPriority="69" w:unhideWhenUsed="0"/>
+    <w:lsdException w:name="Dark List Accent 1" w:semiHidden="0" w:uiPriority="70" w:unhideWhenUsed="0"/>
+    <w:lsdException w:name="Colorful Shading Accent 1" w:semiHidden="0" w:uiPriority="71" w:unhideWhenUsed="0"/>
+    <w:lsdException w:name="Colorful List Accent 1" w:semiHidden="0" w:uiPriority="72" w:unhideWhenUsed="0"/>
+    <w:lsdException w:name="Colorful Grid Accent 1" w:semiHidden="0" w:uiPriority="73" w:unhideWhenUsed="0"/>
+    <w:lsdException w:name="Light Shading Accent 2" w:semiHidden="0" w:uiPriority="60" w:unhideWhenUsed="0"/>
+    <w:lsdException w:name="Light List Accent 2" w:semiHidden="0" w:uiPriority="61" w:unhideWhenUsed="0"/>
+    <w:lsdException w:name="Light Grid Accent 2" w:semiHidden="0" w:uiPriority="62" w:unhideWhenUsed="0"/>
+    <w:lsdException w:name="Medium Shading 1 Accent 2" w:semiHidden="0" w:uiPriority="63" w:unhideWhenUsed="0"/>
+    <w:lsdException w:name="Medium Shading 2 Accent 2" w:semiHidden="0" w:uiPriority="64" w:unhideWhenUsed="0"/>
+    <w:lsdException w:name="Medium List 1 Accent 2" w:semiHidden="0" w:uiPriority="65" w:unhideWhenUsed="0"/>
+    <w:lsdException w:name="Medium List 2 Accent 2" w:semiHidden="0" w:uiPriority="66" w:unhideWhenUsed="0"/>
+    <w:lsdException w:name="Medium Grid 1 Accent 2" w:semiHidden="0" w:uiPriority="67" w:unhideWhenUsed="0"/>
+    <w:lsdException w:name="Medium Grid 2 Accent 2" w:semiHidden="0" w:uiPriority="68" w:unhideWhenUsed="0"/>
+    <w:lsdException w:name="Medium Grid 3 Accent 2" w:semiHidden="0" w:uiPriority="69" w:unhideWhenUsed="0"/>
+    <w:lsdException w:name="Dark List Accent 2" w:semiHidden="0" w:uiPriority="70" w:unhideWhenUsed="0"/>
+    <w:lsdException w:name="Colorful Shading Accent 2" w:semiHidden="0" w:uiPriority="71" w:unhideWhenUsed="0"/>
+    <w:lsdException w:name="Colorful List Accent 2" w:semiHidden="0" w:uiPriority="72" w:unhideWhenUsed="0"/>
+    <w:lsdException w:name="Colorful Grid Accent 2" w:semiHidden="0" w:uiPriority="73" w:unhideWhenUsed="0"/>
+    <w:lsdException w:name="Light Shading Accent 3" w:semiHidden="0" w:uiPriority="60" w:unhideWhenUsed="0"/>
+    <w:lsdException w:name="Light List Accent 3" w:semiHidden="0" w:uiPriority="61" w:unhideWhenUsed="0"/>
+    <w:lsdException w:name="Light Grid Accent 3" w:semiHidden="0" w:uiPriority="62" w:unhideWhenUsed="0"/>
+    <w:lsdException w:name="Medium Shading 1 Accent 3" w:semiHidden="0" w:uiPriority="63" w:unhideWhenUsed="0"/>
+    <w:lsdException w:name="Medium Shading 2 Accent 3" w:semiHidden="0" w:uiPriority="64" w:unhideWhenUsed="0"/>
+    <w:lsdException w:name="Medium List 1 Accent 3" w:semiHidden="0" w:uiPriority="65" w:unhideWhenUsed="0"/>
+    <w:lsdException w:name="Medium List 2 Accent 3" w:semiHidden="0" w:uiPriority="66" w:unhideWhenUsed="0"/>
+    <w:lsdException w:name="Medium Grid 1 Accent 3" w:semiHidden="0" w:uiPriority="67" w:unhideWhenUsed="0"/>
+    <w:lsdException w:name="Medium Grid 2 Accent 3" w:semiHidden="0" w:uiPriority="68" w:unhideWhenUsed="0"/>
+    <w:lsdException w:name="Medium Grid 3 Accent 3" w:semiHidden="0" w:uiPriority="69" w:unhideWhenUsed="0"/>
+    <w:lsdException w:name="Dark List Accent 3" w:semiHidden="0" w:uiPriority="70" w:unhideWhenUsed="0"/>
+    <w:lsdException w:name="Colorful Shading Accent 3" w:semiHidden="0" w:uiPriority="71" w:unhideWhenUsed="0"/>
+    <w:lsdException w:name="Colorful List Accent 3" w:semiHidden="0" w:uiPriority="72" w:unhideWhenUsed="0"/>
+    <w:lsdException w:name="Colorful Grid Accent 3" w:semiHidden="0" w:uiPriority="73" w:unhideWhenUsed="0"/>
+    <w:lsdException w:name="Light Shading Accent 4" w:semiHidden="0" w:uiPriority="60" w:unhideWhenUsed="0"/>
+    <w:lsdException w:name="Light List Accent 4" w:semiHidden="0" w:uiPriority="61" w:unhideWhenUsed="0"/>
+    <w:lsdException w:name="Light Grid Accent 4" w:semiHidden="0" w:uiPriority="62" w:unhideWhenUsed="0"/>
+    <w:lsdException w:name="Medium Shading 1 Accent 4" w:semiHidden="0" w:uiPriority="63" w:unhideWhenUsed="0"/>
+    <w:lsdException w:name="Medium Shading 2 Accent 4" w:semiHidden="0" w:uiPriority="64" w:unhideWhenUsed="0"/>
+    <w:lsdException w:name="Medium List 1 Accent 4" w:semiHidden="0" w:uiPriority="65" w:unhideWhenUsed="0"/>
+    <w:lsdException w:name="Medium List 2 Accent 4" w:semiHidden="0" w:uiPriority="66" w:unhideWhenUsed="0"/>
+    <w:lsdException w:name="Medium Grid 1 Accent 4" w:semiHidden="0" w:uiPriority="67" w:unhideWhenUsed="0"/>
+    <w:lsdException w:name="Medium Grid 2 Accent 4" w:semiHidden="0" w:uiPriority="68" w:unhideWhenUsed="0"/>
+    <w:lsdException w:name="Medium Grid 3 Accent 4" w:semiHidden="0" w:uiPriority="69" w:unhideWhenUsed="0"/>
+    <w:lsdException w:name="Dark List Accent 4" w:semiHidden="0" w:uiPriority="70" w:unhideWhenUsed="0"/>
+    <w:lsdException w:name="Colorful Shading Accent 4" w:semiHidden="0" w:uiPriority="71" w:unhideWhenUsed="0"/>
+    <w:lsdException w:name="Colorful List Accent 4" w:semiHidden="0" w:uiPriority="72" w:unhideWhenUsed="0"/>
+    <w:lsdException w:name="Colorful Grid Accent 4" w:semiHidden="0" w:uiPriority="73" w:unhideWhenUsed="0"/>
+    <w:lsdException w:name="Light Shading Accent 5" w:semiHidden="0" w:uiPriority="60" w:unhideWhenUsed="0"/>
+    <w:lsdException w:name="Light List Accent 5" w:semiHidden="0" w:uiPriority="61" w:unhideWhenUsed="0"/>
+    <w:lsdException w:name="Light Grid Accent 5" w:semiHidden="0" w:uiPriority="62" w:unhideWhenUsed="0"/>
+    <w:lsdException w:name="Medium Shading 1 Accent 5" w:semiHidden="0" w:uiPriority="63" w:unhideWhenUsed="0"/>
+    <w:lsdException w:name="Medium Shading 2 Accent 5" w:semiHidden="0" w:uiPriority="64" w:unhideWhenUsed="0"/>
+    <w:lsdException w:name="Medium List 1 Accent 5" w:semiHidden="0" w:uiPriority="65" w:unhideWhenUsed="0"/>
+    <w:lsdException w:name="Medium List 2 Accent 5" w:semiHidden="0" w:uiPriority="66" w:unhideWhenUsed="0"/>
+    <w:lsdException w:name="Medium Grid 1 Accent 5" w:semiHidden="0" w:uiPriority="67" w:unhideWhenUsed="0"/>
+    <w:lsdException w:name="Medium Grid 2 Accent 5" w:semiHidden="0" w:uiPriority="68" w:unhideWhenUsed="0"/>
+    <w:lsdException w:name="Medium Grid 3 Accent 5" w:semiHidden="0" w:uiPriority="69" w:unhideWhenUsed="0"/>
+    <w:lsdException w:name="Dark List Accent 5" w:semiHidden="0" w:uiPriority="70" w:unhideWhenUsed="0"/>
+    <w:lsdException w:name="Colorful Shading Accent 5" w:semiHidden="0" w:uiPriority="71" w:unhideWhenUsed="0"/>
+    <w:lsdException w:name="Colorful List Accent 5" w:semiHidden="0" w:uiPriority="72" w:unhideWhenUsed="0"/>
+    <w:lsdException w:name="Colorful Grid Accent 5" w:semiHidden="0" w:uiPriority="73" w:unhideWhenUsed="0"/>
+    <w:lsdException w:name="Light Shading Accent 6" w:semiHidden="0" w:uiPriority="60" w:unhideWhenUsed="0"/>
+    <w:lsdException w:name="Light List Accent 6" w:semiHidden="0" w:uiPriority="61" w:unhideWhenUsed="0"/>
+    <w:lsdException w:name="Light Grid Accent 6" w:semiHidden="0" w:uiPriority="62" w:unhideWhenUsed="0"/>
+    <w:lsdException w:name="Medium Shading 1 Accent 6" w:semiHidden="0" w:uiPriority="63" w:unhideWhenUsed="0"/>
+    <w:lsdException w:name="Medium Shading 2 Accent 6" w:semiHidden="0" w:uiPriority="64" w:unhideWhenUsed="0"/>
+    <w:lsdException w:name="Medium List 1 Accent 6" w:semiHidden="0" w:uiPriority="65" w:unhideWhenUsed="0"/>
+    <w:lsdException w:name="Medium List 2 Accent 6" w:semiHidden="0" w:uiPriority="66" w:unhideWhenUsed="0"/>
+    <w:lsdException w:name="Medium Grid 1 Accent 6" w:semiHidden="0" w:uiPriority="67" w:unhideWhenUsed="0"/>
+    <w:lsdException w:name="Medium Grid 2 Accent 6" w:semiHidden="0" w:uiPriority="68" w:unhideWhenUsed="0"/>
+    <w:lsdException w:name="Medium Grid 3 Accent 6" w:semiHidden="0" w:uiPriority="69" w:unhideWhenUsed="0"/>
+    <w:lsdException w:name="Dark List Accent 6" w:semiHidden="0" w:uiPriority="70" w:unhideWhenUsed="0"/>
+    <w:lsdException w:name="Colorful Shading Accent 6" w:semiHidden="0" w:uiPriority="71" w:unhideWhenUsed="0"/>
+    <w:lsdException w:name="Colorful List Accent 6" w:semiHidden="0" w:uiPriority="72" w:unhideWhenUsed="0"/>
+    <w:lsdException w:name="Colorful Grid Accent 6" w:semiHidden="0" w:uiPriority="73" w:unhideWhenUsed="0"/>
+    <w:lsdException w:name="Subtle Emphasis" w:semiHidden="0" w:uiPriority="19" w:unhideWhenUsed="0" w:qFormat="1"/>
+    <w:lsdException w:name="Intense Emphasis" w:semiHidden="0" w:uiPriority="21" w:unhideWhenUsed="0" w:qFormat="1"/>
+    <w:lsdException w:name="Subtle Reference" w:semiHidden="0" w:uiPriority="31" w:unhideWhenUsed="0" w:qFormat="1"/>
+    <w:lsdException w:name="Intense Reference" w:semiHidden="0" w:uiPriority="32" w:unhideWhenUsed="0" w:qFormat="1"/>
+    <w:lsdException w:name="Book Title" w:semiHidden="0" w:uiPriority="33" w:unhideWhenUsed="0" w:qFormat="1"/>
+    <w:lsdException w:name="Bibliography" w:uiPriority="37"/>
+    <w:lsdException w:name="TOC Heading" w:uiPriority="39" w:qFormat="1"/>
+  </w:latentStyles>
+  <w:style w:type="paragraph" w:default="1" w:styleId="a">
+    <w:name w:val="Normal"/>
+    <w:qFormat/>
+    <w:rsid w:val="005C1D41"/>
+    <w:pPr>
+      <w:spacing w:line="360" w:lineRule="auto"/>
+      <w:ind w:firstLine="567"/>
+      <w:jc w:val="both"/>
+    </w:pPr>
+    <w:rPr>
+      <w:rFonts w:ascii="Times New Roman" w:hAnsi="Times New Roman" w:cs="Times New Roman"/>
+      <w:sz w:val="24"/>
+      <w:szCs w:val="24"/>
+    </w:rPr>
+  </w:style>
+  <w:style w:type="paragraph" w:styleId="1">
+    <w:name w:val="heading 1"/>
+    <w:basedOn w:val="a"/>
+    <w:next w:val="a"/>
+    <w:link w:val="10"/>
+    <w:uiPriority w:val="9"/>
+    <w:qFormat/>
+    <w:rsid w:val="009C29F7"/>
+    <w:pPr>
+      <w:keepNext/>
+      <w:keepLines/>
+      <w:numPr>
+        <w:numId w:val="1"/>
+      </w:numPr>
+      <w:pBdr>
+        <w:bottom w:val="single" w:sz="4" w:space="1" w:color="595959" w:themeColor="text1" w:themeTint="A6"/>
+      </w:pBdr>
+      <w:spacing w:before="360"/>
+      <w:jc w:val="left"/>
+      <w:outlineLvl w:val="0"/>
+    </w:pPr>
+    <w:rPr>
+      <w:rFonts w:eastAsiaTheme="majorEastAsia"/>
+      <w:b/>
+      <w:bCs/>
+      <w:smallCaps/>
+      <w:color w:val="000000" w:themeColor="text1"/>
+      <w:sz w:val="36"/>
+      <w:szCs w:val="36"/>
+    </w:rPr>
+  </w:style>
+  <w:style w:type="paragraph" w:styleId="2">
+    <w:name w:val="heading 2"/>
+    <w:basedOn w:val="a"/>
+    <w:next w:val="a"/>
+    <w:link w:val="20"/>
+    <w:uiPriority w:val="9"/>
+    <w:unhideWhenUsed/>
+    <w:qFormat/>
+    <w:rsid w:val="001C7974"/>
+    <w:pPr>
+      <w:keepNext/>
+      <w:keepLines/>
+      <w:numPr>
+        <w:ilvl w:val="1"/>
+        <w:numId w:val="1"/>
+      </w:numPr>
+      <w:spacing w:before="360" w:after="0"/>
+      <w:outlineLvl w:val="1"/>
+    </w:pPr>
+    <w:rPr>
+      <w:rFonts w:eastAsiaTheme="majorEastAsia"/>
+      <w:b/>
+      <w:bCs/>
+      <w:smallCaps/>
+      <w:color w:val="000000" w:themeColor="text1"/>
+      <w:sz w:val="28"/>
+      <w:szCs w:val="28"/>
+    </w:rPr>
+  </w:style>
+  <w:style w:type="paragraph" w:styleId="3">
+    <w:name w:val="heading 3"/>
+    <w:basedOn w:val="a"/>
+    <w:next w:val="a"/>
+    <w:link w:val="30"/>
+    <w:uiPriority w:val="9"/>
+    <w:unhideWhenUsed/>
+    <w:qFormat/>
+    <w:rsid w:val="004866BA"/>
+    <w:pPr>
+      <w:keepNext/>
+      <w:keepLines/>
+      <w:numPr>
+        <w:ilvl w:val="2"/>
+        <w:numId w:val="1"/>
+      </w:numPr>
+      <w:spacing w:before="200" w:after="0"/>
+      <w:outlineLvl w:val="2"/>
+    </w:pPr>
+    <w:rPr>
+      <w:rFonts w:asciiTheme="majorHAnsi" w:eastAsiaTheme="majorEastAsia" w:hAnsiTheme="majorHAnsi" w:cstheme="majorBidi"/>
+      <w:b/>
+      <w:bCs/>
+      <w:color w:val="000000" w:themeColor="text1"/>
+    </w:rPr>
+  </w:style>
+  <w:style w:type="paragraph" w:styleId="4">
+    <w:name w:val="heading 4"/>
+    <w:basedOn w:val="a"/>
+    <w:next w:val="a"/>
+    <w:link w:val="40"/>
+    <w:uiPriority w:val="9"/>
+    <w:semiHidden/>
+    <w:unhideWhenUsed/>
+    <w:qFormat/>
+    <w:rsid w:val="004866BA"/>
+    <w:pPr>
+      <w:keepNext/>
+      <w:keepLines/>
+      <w:numPr>
+        <w:ilvl w:val="3"/>
+        <w:numId w:val="1"/>
+      </w:numPr>
+      <w:spacing w:before="200" w:after="0"/>
+      <w:outlineLvl w:val="3"/>
+    </w:pPr>
+    <w:rPr>
+      <w:rFonts w:asciiTheme="majorHAnsi" w:eastAsiaTheme="majorEastAsia" w:hAnsiTheme="majorHAnsi" w:cstheme="majorBidi"/>
+      <w:b/>
+      <w:bCs/>
+      <w:i/>
+      <w:iCs/>
+      <w:color w:val="000000" w:themeColor="text1"/>
+    </w:rPr>
+  </w:style>
+  <w:style w:type="paragraph" w:styleId="5">
+    <w:name w:val="heading 5"/>
+    <w:basedOn w:val="a"/>
+    <w:next w:val="a"/>
+    <w:link w:val="50"/>
+    <w:uiPriority w:val="9"/>
+    <w:semiHidden/>
+    <w:unhideWhenUsed/>
+    <w:qFormat/>
+    <w:rsid w:val="004866BA"/>
+    <w:pPr>
+      <w:keepNext/>
+      <w:keepLines/>
+      <w:numPr>
+        <w:ilvl w:val="4"/>
+        <w:numId w:val="1"/>
+      </w:numPr>
+      <w:spacing w:before="200" w:after="0"/>
+      <w:outlineLvl w:val="4"/>
+    </w:pPr>
+    <w:rPr>
+      <w:rFonts w:asciiTheme="majorHAnsi" w:eastAsiaTheme="majorEastAsia" w:hAnsiTheme="majorHAnsi" w:cstheme="majorBidi"/>
+      <w:color w:val="323E4F" w:themeColor="text2" w:themeShade="BF"/>
+    </w:rPr>
+  </w:style>
+  <w:style w:type="paragraph" w:styleId="6">
+    <w:name w:val="heading 6"/>
+    <w:basedOn w:val="a"/>
+    <w:next w:val="a"/>
+    <w:link w:val="60"/>
+    <w:uiPriority w:val="9"/>
+    <w:semiHidden/>
+    <w:unhideWhenUsed/>
+    <w:qFormat/>
+    <w:rsid w:val="004866BA"/>
+    <w:pPr>
+      <w:keepNext/>
+      <w:keepLines/>
+      <w:numPr>
+        <w:ilvl w:val="5"/>
+        <w:numId w:val="1"/>
+      </w:numPr>
+      <w:spacing w:before="200" w:after="0"/>
+      <w:outlineLvl w:val="5"/>
+    </w:pPr>
+    <w:rPr>
+      <w:rFonts w:asciiTheme="majorHAnsi" w:eastAsiaTheme="majorEastAsia" w:hAnsiTheme="majorHAnsi" w:cstheme="majorBidi"/>
+      <w:i/>
+      <w:iCs/>
+      <w:color w:val="323E4F" w:themeColor="text2" w:themeShade="BF"/>
+    </w:rPr>
+  </w:style>
+  <w:style w:type="paragraph" w:styleId="7">
+    <w:name w:val="heading 7"/>
+    <w:basedOn w:val="a"/>
+    <w:next w:val="a"/>
+    <w:link w:val="70"/>
+    <w:uiPriority w:val="9"/>
+    <w:semiHidden/>
+    <w:unhideWhenUsed/>
+    <w:qFormat/>
+    <w:rsid w:val="004866BA"/>
+    <w:pPr>
+      <w:keepNext/>
+      <w:keepLines/>
+      <w:numPr>
+        <w:ilvl w:val="6"/>
+        <w:numId w:val="1"/>
+      </w:numPr>
+      <w:spacing w:before="200" w:after="0"/>
+      <w:outlineLvl w:val="6"/>
+    </w:pPr>
+    <w:rPr>
+      <w:rFonts w:asciiTheme="majorHAnsi" w:eastAsiaTheme="majorEastAsia" w:hAnsiTheme="majorHAnsi" w:cstheme="majorBidi"/>
+      <w:i/>
+      <w:iCs/>
+      <w:color w:val="404040" w:themeColor="text1" w:themeTint="BF"/>
+    </w:rPr>
+  </w:style>
+  <w:style w:type="paragraph" w:styleId="8">
+    <w:name w:val="heading 8"/>
+    <w:basedOn w:val="a"/>
+    <w:next w:val="a"/>
+    <w:link w:val="80"/>
+    <w:uiPriority w:val="9"/>
+    <w:semiHidden/>
+    <w:unhideWhenUsed/>
+    <w:qFormat/>
+    <w:rsid w:val="004866BA"/>
+    <w:pPr>
+      <w:keepNext/>
+      <w:keepLines/>
+      <w:numPr>
+        <w:ilvl w:val="7"/>
+        <w:numId w:val="1"/>
+      </w:numPr>
+      <w:spacing w:before="200" w:after="0"/>
+      <w:outlineLvl w:val="7"/>
+    </w:pPr>
+    <w:rPr>
+      <w:rFonts w:asciiTheme="majorHAnsi" w:eastAsiaTheme="majorEastAsia" w:hAnsiTheme="majorHAnsi" w:cstheme="majorBidi"/>
+      <w:color w:val="404040" w:themeColor="text1" w:themeTint="BF"/>
+      <w:sz w:val="20"/>
+      <w:szCs w:val="20"/>
+    </w:rPr>
+  </w:style>
+  <w:style w:type="paragraph" w:styleId="9">
+    <w:name w:val="heading 9"/>
+    <w:basedOn w:val="a"/>
+    <w:next w:val="a"/>
+    <w:link w:val="90"/>
+    <w:uiPriority w:val="9"/>
+    <w:semiHidden/>
+    <w:unhideWhenUsed/>
+    <w:qFormat/>
+    <w:rsid w:val="004866BA"/>
+    <w:pPr>
+      <w:keepNext/>
+      <w:keepLines/>
+      <w:numPr>
+        <w:ilvl w:val="8"/>
+        <w:numId w:val="1"/>
+      </w:numPr>
+      <w:spacing w:before="200" w:after="0"/>
+      <w:outlineLvl w:val="8"/>
+    </w:pPr>
+    <w:rPr>
+      <w:rFonts w:asciiTheme="majorHAnsi" w:eastAsiaTheme="majorEastAsia" w:hAnsiTheme="majorHAnsi" w:cstheme="majorBidi"/>
+      <w:i/>
+      <w:iCs/>
+      <w:color w:val="404040" w:themeColor="text1" w:themeTint="BF"/>
+      <w:sz w:val="20"/>
+      <w:szCs w:val="20"/>
+    </w:rPr>
+  </w:style>
+  <w:style w:type="character" w:default="1" w:styleId="a0">
+    <w:name w:val="Default Paragraph Font"/>
+    <w:uiPriority w:val="1"/>
+    <w:semiHidden/>
+    <w:unhideWhenUsed/>
+  </w:style>
+  <w:style w:type="table" w:default="1" w:styleId="a1">
+    <w:name w:val="Normal Table"/>
+    <w:uiPriority w:val="99"/>
+    <w:semiHidden/>
+    <w:unhideWhenUsed/>
+    <w:tblPr>
+      <w:tblInd w:w="0" w:type="dxa"/>
+      <w:tblCellMar>
+        <w:top w:w="0" w:type="dxa"/>
+        <w:left w:w="108" w:type="dxa"/>
+        <w:bottom w:w="0" w:type="dxa"/>
+        <w:right w:w="108" w:type="dxa"/>
+      </w:tblCellMar>
+    </w:tblPr>
+  </w:style>
+  <w:style w:type="numbering" w:default="1" w:styleId="a2">
+    <w:name w:val="No List"/>
+    <w:uiPriority w:val="99"/>
+    <w:semiHidden/>
+    <w:unhideWhenUsed/>
+  </w:style>
+  <w:style w:type="paragraph" w:styleId="a3">
+    <w:name w:val="List Paragraph"/>
+    <w:basedOn w:val="a"/>
+    <w:uiPriority w:val="34"/>
+    <w:qFormat/>
+    <w:rsid w:val="0089576F"/>
+    <w:pPr>
+      <w:ind w:left="720"/>
+      <w:contextualSpacing/>
+    </w:pPr>
+  </w:style>
+  <w:style w:type="character" w:styleId="a4">
+    <w:name w:val="annotation reference"/>
+    <w:basedOn w:val="a0"/>
+    <w:uiPriority w:val="99"/>
+    <w:semiHidden/>
+    <w:unhideWhenUsed/>
+    <w:rsid w:val="009B312E"/>
+    <w:rPr>
+      <w:sz w:val="16"/>
+      <w:szCs w:val="16"/>
+    </w:rPr>
+  </w:style>
+  <w:style w:type="paragraph" w:styleId="a5">
+    <w:name w:val="annotation text"/>
+    <w:basedOn w:val="a"/>
+    <w:link w:val="a6"/>
+    <w:uiPriority w:val="99"/>
+    <w:semiHidden/>
+    <w:unhideWhenUsed/>
+    <w:rsid w:val="009B312E"/>
+    <w:pPr>
+      <w:spacing w:line="240" w:lineRule="auto"/>
+    </w:pPr>
+    <w:rPr>
+      <w:sz w:val="20"/>
+      <w:szCs w:val="20"/>
+    </w:rPr>
+  </w:style>
+  <w:style w:type="character" w:customStyle="1" w:styleId="a6">
+    <w:name w:val="Текст на коментар Знак"/>
+    <w:basedOn w:val="a0"/>
+    <w:link w:val="a5"/>
+    <w:uiPriority w:val="99"/>
+    <w:semiHidden/>
+    <w:rsid w:val="009B312E"/>
+    <w:rPr>
+      <w:sz w:val="20"/>
+      <w:szCs w:val="20"/>
+    </w:rPr>
+  </w:style>
+  <w:style w:type="paragraph" w:styleId="a7">
+    <w:name w:val="annotation subject"/>
+    <w:basedOn w:val="a5"/>
+    <w:next w:val="a5"/>
+    <w:link w:val="a8"/>
+    <w:uiPriority w:val="99"/>
+    <w:semiHidden/>
+    <w:unhideWhenUsed/>
+    <w:rsid w:val="009B312E"/>
+    <w:rPr>
+      <w:b/>
+      <w:bCs/>
+    </w:rPr>
+  </w:style>
+  <w:style w:type="character" w:customStyle="1" w:styleId="a8">
+    <w:name w:val="Предмет на коментар Знак"/>
+    <w:basedOn w:val="a6"/>
+    <w:link w:val="a7"/>
+    <w:uiPriority w:val="99"/>
+    <w:semiHidden/>
+    <w:rsid w:val="009B312E"/>
+    <w:rPr>
+      <w:b/>
+      <w:bCs/>
+      <w:sz w:val="20"/>
+      <w:szCs w:val="20"/>
+    </w:rPr>
+  </w:style>
+  <w:style w:type="character" w:styleId="a9">
+    <w:name w:val="Hyperlink"/>
+    <w:basedOn w:val="a0"/>
+    <w:uiPriority w:val="99"/>
+    <w:unhideWhenUsed/>
+    <w:rsid w:val="009B312E"/>
+    <w:rPr>
+      <w:color w:val="0000FF"/>
+      <w:u w:val="single"/>
+    </w:rPr>
+  </w:style>
+  <w:style w:type="character" w:styleId="HTML">
+    <w:name w:val="HTML Code"/>
+    <w:basedOn w:val="a0"/>
+    <w:uiPriority w:val="99"/>
+    <w:semiHidden/>
+    <w:unhideWhenUsed/>
+    <w:rsid w:val="003E1760"/>
+    <w:rPr>
+      <w:rFonts w:ascii="Courier New" w:eastAsia="Times New Roman" w:hAnsi="Courier New" w:cs="Courier New"/>
+      <w:sz w:val="20"/>
+      <w:szCs w:val="20"/>
+    </w:rPr>
+  </w:style>
+  <w:style w:type="character" w:customStyle="1" w:styleId="10">
+    <w:name w:val="Заглавие 1 Знак"/>
+    <w:basedOn w:val="a0"/>
+    <w:link w:val="1"/>
+    <w:uiPriority w:val="9"/>
+    <w:rsid w:val="009C29F7"/>
+    <w:rPr>
+      <w:rFonts w:ascii="Times New Roman" w:eastAsiaTheme="majorEastAsia" w:hAnsi="Times New Roman" w:cs="Times New Roman"/>
+      <w:b/>
+      <w:bCs/>
+      <w:smallCaps/>
+      <w:color w:val="000000" w:themeColor="text1"/>
+      <w:sz w:val="36"/>
+      <w:szCs w:val="36"/>
+    </w:rPr>
+  </w:style>
+  <w:style w:type="paragraph" w:styleId="aa">
+    <w:name w:val="TOC Heading"/>
+    <w:basedOn w:val="1"/>
+    <w:next w:val="a"/>
+    <w:uiPriority w:val="39"/>
+    <w:unhideWhenUsed/>
+    <w:qFormat/>
+    <w:rsid w:val="004866BA"/>
+    <w:pPr>
+      <w:outlineLvl w:val="9"/>
+    </w:pPr>
+  </w:style>
+  <w:style w:type="paragraph" w:styleId="11">
+    <w:name w:val="toc 1"/>
+    <w:basedOn w:val="a"/>
+    <w:next w:val="a"/>
+    <w:autoRedefine/>
+    <w:uiPriority w:val="39"/>
+    <w:unhideWhenUsed/>
+    <w:rsid w:val="001F3B56"/>
+    <w:pPr>
+      <w:spacing w:after="100"/>
+    </w:pPr>
+  </w:style>
+  <w:style w:type="character" w:customStyle="1" w:styleId="20">
+    <w:name w:val="Заглавие 2 Знак"/>
+    <w:basedOn w:val="a0"/>
+    <w:link w:val="2"/>
+    <w:uiPriority w:val="9"/>
+    <w:rsid w:val="001C7974"/>
+    <w:rPr>
+      <w:rFonts w:ascii="Times New Roman" w:eastAsiaTheme="majorEastAsia" w:hAnsi="Times New Roman" w:cs="Times New Roman"/>
+      <w:b/>
+      <w:bCs/>
+      <w:smallCaps/>
+      <w:color w:val="000000" w:themeColor="text1"/>
+      <w:sz w:val="28"/>
+      <w:szCs w:val="28"/>
+    </w:rPr>
+  </w:style>
+  <w:style w:type="character" w:customStyle="1" w:styleId="30">
+    <w:name w:val="Заглавие 3 Знак"/>
+    <w:basedOn w:val="a0"/>
+    <w:link w:val="3"/>
+    <w:uiPriority w:val="9"/>
+    <w:rsid w:val="004866BA"/>
+    <w:rPr>
+      <w:rFonts w:asciiTheme="majorHAnsi" w:eastAsiaTheme="majorEastAsia" w:hAnsiTheme="majorHAnsi" w:cstheme="majorBidi"/>
+      <w:b/>
+      <w:bCs/>
+      <w:color w:val="000000" w:themeColor="text1"/>
+      <w:sz w:val="24"/>
+      <w:szCs w:val="24"/>
+    </w:rPr>
+  </w:style>
+  <w:style w:type="character" w:customStyle="1" w:styleId="40">
+    <w:name w:val="Заглавие 4 Знак"/>
+    <w:basedOn w:val="a0"/>
+    <w:link w:val="4"/>
+    <w:uiPriority w:val="9"/>
+    <w:semiHidden/>
+    <w:rsid w:val="004866BA"/>
+    <w:rPr>
+      <w:rFonts w:asciiTheme="majorHAnsi" w:eastAsiaTheme="majorEastAsia" w:hAnsiTheme="majorHAnsi" w:cstheme="majorBidi"/>
+      <w:b/>
+      <w:bCs/>
+      <w:i/>
+      <w:iCs/>
+      <w:color w:val="000000" w:themeColor="text1"/>
+      <w:sz w:val="24"/>
+      <w:szCs w:val="24"/>
+    </w:rPr>
+  </w:style>
+  <w:style w:type="character" w:customStyle="1" w:styleId="50">
+    <w:name w:val="Заглавие 5 Знак"/>
+    <w:basedOn w:val="a0"/>
+    <w:link w:val="5"/>
+    <w:uiPriority w:val="9"/>
+    <w:semiHidden/>
+    <w:rsid w:val="004866BA"/>
+    <w:rPr>
+      <w:rFonts w:asciiTheme="majorHAnsi" w:eastAsiaTheme="majorEastAsia" w:hAnsiTheme="majorHAnsi" w:cstheme="majorBidi"/>
+      <w:color w:val="323E4F" w:themeColor="text2" w:themeShade="BF"/>
+      <w:sz w:val="24"/>
+      <w:szCs w:val="24"/>
+    </w:rPr>
+  </w:style>
+  <w:style w:type="character" w:customStyle="1" w:styleId="60">
+    <w:name w:val="Заглавие 6 Знак"/>
+    <w:basedOn w:val="a0"/>
+    <w:link w:val="6"/>
+    <w:uiPriority w:val="9"/>
+    <w:semiHidden/>
+    <w:rsid w:val="004866BA"/>
+    <w:rPr>
+      <w:rFonts w:asciiTheme="majorHAnsi" w:eastAsiaTheme="majorEastAsia" w:hAnsiTheme="majorHAnsi" w:cstheme="majorBidi"/>
+      <w:i/>
+      <w:iCs/>
+      <w:color w:val="323E4F" w:themeColor="text2" w:themeShade="BF"/>
+      <w:sz w:val="24"/>
+      <w:szCs w:val="24"/>
+    </w:rPr>
+  </w:style>
+  <w:style w:type="character" w:customStyle="1" w:styleId="70">
+    <w:name w:val="Заглавие 7 Знак"/>
+    <w:basedOn w:val="a0"/>
+    <w:link w:val="7"/>
+    <w:uiPriority w:val="9"/>
+    <w:semiHidden/>
+    <w:rsid w:val="004866BA"/>
+    <w:rPr>
+      <w:rFonts w:asciiTheme="majorHAnsi" w:eastAsiaTheme="majorEastAsia" w:hAnsiTheme="majorHAnsi" w:cstheme="majorBidi"/>
+      <w:i/>
+      <w:iCs/>
+      <w:color w:val="404040" w:themeColor="text1" w:themeTint="BF"/>
+      <w:sz w:val="24"/>
+      <w:szCs w:val="24"/>
+    </w:rPr>
+  </w:style>
+  <w:style w:type="character" w:customStyle="1" w:styleId="80">
+    <w:name w:val="Заглавие 8 Знак"/>
+    <w:basedOn w:val="a0"/>
+    <w:link w:val="8"/>
+    <w:uiPriority w:val="9"/>
+    <w:semiHidden/>
+    <w:rsid w:val="004866BA"/>
+    <w:rPr>
+      <w:rFonts w:asciiTheme="majorHAnsi" w:eastAsiaTheme="majorEastAsia" w:hAnsiTheme="majorHAnsi" w:cstheme="majorBidi"/>
+      <w:color w:val="404040" w:themeColor="text1" w:themeTint="BF"/>
+      <w:sz w:val="20"/>
+      <w:szCs w:val="20"/>
+    </w:rPr>
+  </w:style>
+  <w:style w:type="character" w:customStyle="1" w:styleId="90">
+    <w:name w:val="Заглавие 9 Знак"/>
+    <w:basedOn w:val="a0"/>
+    <w:link w:val="9"/>
+    <w:uiPriority w:val="9"/>
+    <w:semiHidden/>
+    <w:rsid w:val="004866BA"/>
+    <w:rPr>
+      <w:rFonts w:asciiTheme="majorHAnsi" w:eastAsiaTheme="majorEastAsia" w:hAnsiTheme="majorHAnsi" w:cstheme="majorBidi"/>
+      <w:i/>
+      <w:iCs/>
+      <w:color w:val="404040" w:themeColor="text1" w:themeTint="BF"/>
+      <w:sz w:val="20"/>
+      <w:szCs w:val="20"/>
+    </w:rPr>
+  </w:style>
+  <w:style w:type="paragraph" w:styleId="ab">
+    <w:name w:val="caption"/>
+    <w:basedOn w:val="a"/>
+    <w:next w:val="a"/>
+    <w:uiPriority w:val="35"/>
+    <w:semiHidden/>
+    <w:unhideWhenUsed/>
+    <w:qFormat/>
+    <w:rsid w:val="004866BA"/>
+    <w:pPr>
+      <w:spacing w:after="200" w:line="240" w:lineRule="auto"/>
+    </w:pPr>
+    <w:rPr>
+      <w:i/>
+      <w:iCs/>
+      <w:color w:val="44546A" w:themeColor="text2"/>
+      <w:sz w:val="18"/>
+      <w:szCs w:val="18"/>
+    </w:rPr>
+  </w:style>
+  <w:style w:type="paragraph" w:styleId="ac">
+    <w:name w:val="Title"/>
+    <w:basedOn w:val="a"/>
+    <w:next w:val="a"/>
+    <w:link w:val="ad"/>
+    <w:uiPriority w:val="10"/>
+    <w:qFormat/>
+    <w:rsid w:val="004866BA"/>
+    <w:pPr>
+      <w:spacing w:after="0" w:line="240" w:lineRule="auto"/>
+      <w:contextualSpacing/>
+    </w:pPr>
+    <w:rPr>
+      <w:rFonts w:asciiTheme="majorHAnsi" w:eastAsiaTheme="majorEastAsia" w:hAnsiTheme="majorHAnsi" w:cstheme="majorBidi"/>
+      <w:color w:val="000000" w:themeColor="text1"/>
+      <w:sz w:val="56"/>
+      <w:szCs w:val="56"/>
+    </w:rPr>
+  </w:style>
+  <w:style w:type="character" w:customStyle="1" w:styleId="ad">
+    <w:name w:val="Заглавие Знак"/>
+    <w:basedOn w:val="a0"/>
+    <w:link w:val="ac"/>
+    <w:uiPriority w:val="10"/>
+    <w:rsid w:val="004866BA"/>
+    <w:rPr>
+      <w:rFonts w:asciiTheme="majorHAnsi" w:eastAsiaTheme="majorEastAsia" w:hAnsiTheme="majorHAnsi" w:cstheme="majorBidi"/>
+      <w:color w:val="000000" w:themeColor="text1"/>
+      <w:sz w:val="56"/>
+      <w:szCs w:val="56"/>
+    </w:rPr>
+  </w:style>
+  <w:style w:type="paragraph" w:styleId="ae">
+    <w:name w:val="Subtitle"/>
+    <w:basedOn w:val="a"/>
+    <w:next w:val="a"/>
+    <w:link w:val="af"/>
+    <w:uiPriority w:val="11"/>
+    <w:qFormat/>
+    <w:rsid w:val="004866BA"/>
+    <w:pPr>
+      <w:numPr>
+        <w:ilvl w:val="1"/>
+      </w:numPr>
+      <w:ind w:firstLine="567"/>
+    </w:pPr>
+    <w:rPr>
+      <w:color w:val="5A5A5A" w:themeColor="text1" w:themeTint="A5"/>
+      <w:spacing w:val="10"/>
+    </w:rPr>
+  </w:style>
+  <w:style w:type="character" w:customStyle="1" w:styleId="af">
+    <w:name w:val="Подзаглавие Знак"/>
+    <w:basedOn w:val="a0"/>
+    <w:link w:val="ae"/>
+    <w:uiPriority w:val="11"/>
+    <w:rsid w:val="004866BA"/>
+    <w:rPr>
+      <w:color w:val="5A5A5A" w:themeColor="text1" w:themeTint="A5"/>
+      <w:spacing w:val="10"/>
+    </w:rPr>
+  </w:style>
+  <w:style w:type="character" w:styleId="af0">
+    <w:name w:val="Strong"/>
+    <w:basedOn w:val="a0"/>
+    <w:uiPriority w:val="22"/>
+    <w:qFormat/>
+    <w:rsid w:val="004866BA"/>
+    <w:rPr>
+      <w:b/>
+      <w:bCs/>
+      <w:color w:val="000000" w:themeColor="text1"/>
+    </w:rPr>
+  </w:style>
+  <w:style w:type="character" w:styleId="af1">
+    <w:name w:val="Emphasis"/>
+    <w:basedOn w:val="a0"/>
+    <w:uiPriority w:val="20"/>
+    <w:qFormat/>
+    <w:rsid w:val="004866BA"/>
+    <w:rPr>
+      <w:i/>
+      <w:iCs/>
+      <w:color w:val="auto"/>
+    </w:rPr>
+  </w:style>
+  <w:style w:type="paragraph" w:styleId="af2">
+    <w:name w:val="No Spacing"/>
+    <w:link w:val="af3"/>
+    <w:uiPriority w:val="1"/>
+    <w:qFormat/>
+    <w:rsid w:val="004866BA"/>
+    <w:pPr>
+      <w:spacing w:after="0" w:line="240" w:lineRule="auto"/>
+    </w:pPr>
+  </w:style>
+  <w:style w:type="paragraph" w:styleId="af4">
+    <w:name w:val="Quote"/>
+    <w:basedOn w:val="a"/>
+    <w:next w:val="a"/>
+    <w:link w:val="af5"/>
+    <w:uiPriority w:val="29"/>
+    <w:qFormat/>
+    <w:rsid w:val="004866BA"/>
+    <w:pPr>
+      <w:spacing w:before="160"/>
+      <w:ind w:left="720" w:right="720"/>
+    </w:pPr>
+    <w:rPr>
+      <w:i/>
+      <w:iCs/>
+      <w:color w:val="000000" w:themeColor="text1"/>
+    </w:rPr>
+  </w:style>
+  <w:style w:type="character" w:customStyle="1" w:styleId="af5">
+    <w:name w:val="Цитат Знак"/>
+    <w:basedOn w:val="a0"/>
+    <w:link w:val="af4"/>
+    <w:uiPriority w:val="29"/>
+    <w:rsid w:val="004866BA"/>
+    <w:rPr>
+      <w:i/>
+      <w:iCs/>
+      <w:color w:val="000000" w:themeColor="text1"/>
+    </w:rPr>
+  </w:style>
+  <w:style w:type="paragraph" w:styleId="af6">
+    <w:name w:val="Intense Quote"/>
+    <w:basedOn w:val="a"/>
+    <w:next w:val="a"/>
+    <w:link w:val="af7"/>
+    <w:uiPriority w:val="30"/>
+    <w:qFormat/>
+    <w:rsid w:val="004866BA"/>
+    <w:pPr>
+      <w:pBdr>
+        <w:top w:val="single" w:sz="24" w:space="1" w:color="F2F2F2" w:themeColor="background1" w:themeShade="F2"/>
+        <w:bottom w:val="single" w:sz="24" w:space="1" w:color="F2F2F2" w:themeColor="background1" w:themeShade="F2"/>
+      </w:pBdr>
+      <w:shd w:val="clear" w:color="auto" w:fill="F2F2F2" w:themeFill="background1" w:themeFillShade="F2"/>
+      <w:spacing w:before="240" w:after="240"/>
+      <w:ind w:left="936" w:right="936"/>
+      <w:jc w:val="center"/>
+    </w:pPr>
+    <w:rPr>
+      <w:color w:val="000000" w:themeColor="text1"/>
+    </w:rPr>
+  </w:style>
+  <w:style w:type="character" w:customStyle="1" w:styleId="af7">
+    <w:name w:val="Интензивно цитиране Знак"/>
+    <w:basedOn w:val="a0"/>
+    <w:link w:val="af6"/>
+    <w:uiPriority w:val="30"/>
+    <w:rsid w:val="004866BA"/>
+    <w:rPr>
+      <w:color w:val="000000" w:themeColor="text1"/>
+      <w:shd w:val="clear" w:color="auto" w:fill="F2F2F2" w:themeFill="background1" w:themeFillShade="F2"/>
+    </w:rPr>
+  </w:style>
+  <w:style w:type="character" w:styleId="af8">
+    <w:name w:val="Subtle Emphasis"/>
+    <w:basedOn w:val="a0"/>
+    <w:uiPriority w:val="19"/>
+    <w:qFormat/>
+    <w:rsid w:val="004866BA"/>
+    <w:rPr>
+      <w:i/>
+      <w:iCs/>
+      <w:color w:val="404040" w:themeColor="text1" w:themeTint="BF"/>
+    </w:rPr>
+  </w:style>
+  <w:style w:type="character" w:styleId="af9">
+    <w:name w:val="Intense Emphasis"/>
+    <w:basedOn w:val="a0"/>
+    <w:uiPriority w:val="21"/>
+    <w:qFormat/>
+    <w:rsid w:val="004866BA"/>
+    <w:rPr>
+      <w:b/>
+      <w:bCs/>
+      <w:i/>
+      <w:iCs/>
+      <w:caps/>
+    </w:rPr>
+  </w:style>
+  <w:style w:type="character" w:styleId="afa">
+    <w:name w:val="Subtle Reference"/>
+    <w:basedOn w:val="a0"/>
+    <w:uiPriority w:val="31"/>
+    <w:qFormat/>
+    <w:rsid w:val="004866BA"/>
+    <w:rPr>
+      <w:smallCaps/>
+      <w:color w:val="404040" w:themeColor="text1" w:themeTint="BF"/>
+      <w:u w:val="single" w:color="7F7F7F" w:themeColor="text1" w:themeTint="80"/>
+    </w:rPr>
+  </w:style>
+  <w:style w:type="character" w:styleId="afb">
+    <w:name w:val="Intense Reference"/>
+    <w:basedOn w:val="a0"/>
+    <w:uiPriority w:val="32"/>
+    <w:qFormat/>
+    <w:rsid w:val="004866BA"/>
+    <w:rPr>
+      <w:b/>
+      <w:bCs/>
+      <w:smallCaps/>
+      <w:u w:val="single"/>
+    </w:rPr>
+  </w:style>
+  <w:style w:type="character" w:styleId="afc">
+    <w:name w:val="Book Title"/>
+    <w:basedOn w:val="a0"/>
+    <w:uiPriority w:val="33"/>
+    <w:qFormat/>
+    <w:rsid w:val="004866BA"/>
+    <w:rPr>
+      <w:b w:val="0"/>
+      <w:bCs w:val="0"/>
+      <w:smallCaps/>
+      <w:spacing w:val="5"/>
+    </w:rPr>
+  </w:style>
+  <w:style w:type="paragraph" w:styleId="21">
+    <w:name w:val="toc 2"/>
+    <w:basedOn w:val="a"/>
+    <w:next w:val="a"/>
+    <w:autoRedefine/>
+    <w:uiPriority w:val="39"/>
+    <w:unhideWhenUsed/>
+    <w:rsid w:val="00DA1383"/>
+    <w:pPr>
+      <w:spacing w:after="100"/>
+      <w:ind w:left="220"/>
+    </w:pPr>
+  </w:style>
+  <w:style w:type="paragraph" w:styleId="31">
+    <w:name w:val="toc 3"/>
+    <w:basedOn w:val="a"/>
+    <w:next w:val="a"/>
+    <w:autoRedefine/>
+    <w:uiPriority w:val="39"/>
+    <w:unhideWhenUsed/>
+    <w:rsid w:val="00DA1383"/>
+    <w:pPr>
+      <w:spacing w:after="100"/>
+      <w:ind w:left="440"/>
+    </w:pPr>
+  </w:style>
+  <w:style w:type="character" w:customStyle="1" w:styleId="af3">
+    <w:name w:val="Без разредка Знак"/>
+    <w:basedOn w:val="a0"/>
+    <w:link w:val="af2"/>
+    <w:uiPriority w:val="1"/>
+    <w:rsid w:val="0087088D"/>
+  </w:style>
+  <w:style w:type="paragraph" w:styleId="afd">
+    <w:name w:val="header"/>
+    <w:basedOn w:val="a"/>
+    <w:link w:val="afe"/>
+    <w:uiPriority w:val="99"/>
+    <w:unhideWhenUsed/>
+    <w:rsid w:val="0087088D"/>
+    <w:pPr>
+      <w:tabs>
+        <w:tab w:val="center" w:pos="4536"/>
+        <w:tab w:val="right" w:pos="9072"/>
+      </w:tabs>
+      <w:spacing w:after="0" w:line="240" w:lineRule="auto"/>
+    </w:pPr>
+  </w:style>
+  <w:style w:type="character" w:customStyle="1" w:styleId="afe">
+    <w:name w:val="Горен колонтитул Знак"/>
+    <w:basedOn w:val="a0"/>
+    <w:link w:val="afd"/>
+    <w:uiPriority w:val="99"/>
+    <w:rsid w:val="0087088D"/>
+  </w:style>
+  <w:style w:type="paragraph" w:styleId="aff">
+    <w:name w:val="footer"/>
+    <w:basedOn w:val="a"/>
+    <w:link w:val="aff0"/>
+    <w:uiPriority w:val="99"/>
+    <w:unhideWhenUsed/>
+    <w:rsid w:val="0087088D"/>
+    <w:pPr>
+      <w:tabs>
+        <w:tab w:val="center" w:pos="4536"/>
+        <w:tab w:val="right" w:pos="9072"/>
+      </w:tabs>
+      <w:spacing w:after="0" w:line="240" w:lineRule="auto"/>
+    </w:pPr>
+  </w:style>
+  <w:style w:type="character" w:customStyle="1" w:styleId="aff0">
+    <w:name w:val="Долен колонтитул Знак"/>
+    <w:basedOn w:val="a0"/>
+    <w:link w:val="aff"/>
     <w:uiPriority w:val="99"/>
     <w:rsid w:val="0087088D"/>
   </w:style>
@@ -2853,7 +3683,7 @@
   <a:extraClrSchemeLst/>
   <a:extLst>
     <a:ext uri="{05A4C25C-085E-4340-85A3-A5531E510DB2}">
-      <thm15:themeFamily xmlns:thm15="http://schemas.microsoft.com/office/thememl/2012/main" name="Office Theme" id="{62F939B6-93AF-4DB8-9C6B-D6C7DFDC589F}" vid="{4A3C46E8-61CC-4603-A589-7422A47A8E4A}"/>
+      <thm15:themeFamily xmlns:thm15="http://schemas.microsoft.com/office/thememl/2012/main" xmlns="" name="Office Theme" id="{62F939B6-93AF-4DB8-9C6B-D6C7DFDC589F}" vid="{4A3C46E8-61CC-4603-A589-7422A47A8E4A}"/>
     </a:ext>
   </a:extLst>
 </a:theme>
@@ -2864,7 +3694,7 @@
 </file>
 
 <file path=customXml/itemProps1.xml><?xml version="1.0" encoding="utf-8"?>
-<ds:datastoreItem xmlns:ds="http://schemas.openxmlformats.org/officeDocument/2006/customXml" ds:itemID="{EE48CB7D-D2E8-4F2B-B430-0525806A127D}">
+<ds:datastoreItem xmlns:ds="http://schemas.openxmlformats.org/officeDocument/2006/customXml" ds:itemID="{B6477AEA-0CAC-469F-8134-88E45252C32A}">
   <ds:schemaRefs>
     <ds:schemaRef ds:uri="http://schemas.openxmlformats.org/officeDocument/2006/bibliography"/>
   </ds:schemaRefs>
